--- a/docs/ИТ-ландшафт_ЭМГ_Молдабек_Нуржанова.docx
+++ b/docs/ИТ-ландшафт_ЭМГ_Молдабек_Нуржанова.docx
@@ -4638,7 +4638,7 @@
           <w:color w:val="2E74B5"/>
           <w:sz w:val="24"/>
         </w:rPr>
-        <w:t>4.3 Active Directory — служба каталогов</w:t>
+        <w:t>4.3 Архитектура ИС ABAI — внутренние компоненты (C4 Component)</w:t>
       </w:r>
     </w:p>
     <w:p>
@@ -4652,7 +4652,5418 @@
           <w:i w:val="0"/>
           <w:sz w:val="22"/>
         </w:rPr>
-        <w:t>Active Directory является единым источником учётных записей (UPN, ФИО, e-mail) для 8 систем ЭМГ. Интеграция — односторонний LDAP-запрос, online, без промежуточного слоя.</w:t>
+        <w:t>ИС ABAI представляет собой многослойную платформу данных, развёрнутую в корпоративном контуре КМГ. Архитектура описана по C4 Component диаграмме (PR #29).</w:t>
+      </w:r>
+    </w:p>
+    <w:p>
+      <w:pPr>
+        <w:spacing w:after="80" w:before="0"/>
+      </w:pPr>
+      <w:r>
+        <w:rPr>
+          <w:rFonts w:ascii="Calibri" w:hAnsi="Calibri"/>
+          <w:b/>
+          <w:i w:val="0"/>
+          <w:sz w:val="22"/>
+        </w:rPr>
+        <w:t>Зона 1 — Прикладной контур (Intranet / VPN DMZ):</w:t>
+      </w:r>
+    </w:p>
+    <w:tbl>
+      <w:tblPr>
+        <w:tblStyle w:val="TableGrid"/>
+        <w:tblW w:type="auto" w:w="0"/>
+        <w:jc w:val="left"/>
+        <w:tblLook w:firstColumn="1" w:firstRow="1" w:lastColumn="0" w:lastRow="0" w:noHBand="0" w:noVBand="1" w:val="04A0"/>
+      </w:tblPr>
+      <w:tblGrid>
+        <w:gridCol w:w="3118"/>
+        <w:gridCol w:w="3118"/>
+        <w:gridCol w:w="3118"/>
+      </w:tblGrid>
+      <w:tr>
+        <w:tc>
+          <w:tcPr>
+            <w:tcW w:type="dxa" w:w="2268"/>
+            <w:shd w:val="clear" w:color="auto" w:fill="2E74B5"/>
+          </w:tcPr>
+          <w:p>
+            <w:r>
+              <w:rPr>
+                <w:rFonts w:ascii="Calibri" w:hAnsi="Calibri"/>
+                <w:b/>
+                <w:color w:val="FFFFFF"/>
+                <w:sz w:val="18"/>
+              </w:rPr>
+              <w:t>Контейнер / IP</w:t>
+            </w:r>
+          </w:p>
+        </w:tc>
+        <w:tc>
+          <w:tcPr>
+            <w:tcW w:type="dxa" w:w="3402"/>
+            <w:shd w:val="clear" w:color="auto" w:fill="2E74B5"/>
+          </w:tcPr>
+          <w:p>
+            <w:r>
+              <w:rPr>
+                <w:rFonts w:ascii="Calibri" w:hAnsi="Calibri"/>
+                <w:b/>
+                <w:color w:val="FFFFFF"/>
+                <w:sz w:val="18"/>
+              </w:rPr>
+              <w:t>Компоненты</w:t>
+            </w:r>
+          </w:p>
+        </w:tc>
+        <w:tc>
+          <w:tcPr>
+            <w:tcW w:type="dxa" w:w="3685"/>
+            <w:shd w:val="clear" w:color="auto" w:fill="2E74B5"/>
+          </w:tcPr>
+          <w:p>
+            <w:r>
+              <w:rPr>
+                <w:rFonts w:ascii="Calibri" w:hAnsi="Calibri"/>
+                <w:b/>
+                <w:color w:val="FFFFFF"/>
+                <w:sz w:val="18"/>
+              </w:rPr>
+              <w:t>Назначение</w:t>
+            </w:r>
+          </w:p>
+        </w:tc>
+      </w:tr>
+      <w:tr>
+        <w:tc>
+          <w:tcPr>
+            <w:tcW w:type="dxa" w:w="2268"/>
+          </w:tcPr>
+          <w:p>
+            <w:r>
+              <w:rPr>
+                <w:rFonts w:ascii="Calibri" w:hAnsi="Calibri"/>
+                <w:sz w:val="18"/>
+              </w:rPr>
+              <w:t>Веб-приложение</w:t>
+              <w:br/>
+              <w:t>172.20.103.77</w:t>
+              <w:br/>
+              <w:t>Nginx, Node.js</w:t>
+            </w:r>
+          </w:p>
+        </w:tc>
+        <w:tc>
+          <w:tcPr>
+            <w:tcW w:type="dxa" w:w="3402"/>
+          </w:tcPr>
+          <w:p>
+            <w:r>
+              <w:rPr>
+                <w:rFonts w:ascii="Calibri" w:hAnsi="Calibri"/>
+                <w:sz w:val="18"/>
+              </w:rPr>
+              <w:t>Nginx (веб-сервер), Формы ввода Laravel PHP, Node.js, Frontend Vue.js · Leaflet.js · Plotly, MySQL (локальная БД)</w:t>
+            </w:r>
+          </w:p>
+        </w:tc>
+        <w:tc>
+          <w:tcPr>
+            <w:tcW w:type="dxa" w:w="3685"/>
+          </w:tcPr>
+          <w:p>
+            <w:r>
+              <w:rPr>
+                <w:rFonts w:ascii="Calibri" w:hAnsi="Calibri"/>
+                <w:sz w:val="18"/>
+              </w:rPr>
+              <w:t>Пользовательский интерфейс; приём запросов (HTTPS:443); рендеринг карт и графиков</w:t>
+            </w:r>
+          </w:p>
+        </w:tc>
+      </w:tr>
+      <w:tr>
+        <w:tc>
+          <w:tcPr>
+            <w:tcW w:type="dxa" w:w="2268"/>
+            <w:shd w:val="clear" w:color="auto" w:fill="EBF3FB"/>
+          </w:tcPr>
+          <w:p>
+            <w:r>
+              <w:rPr>
+                <w:rFonts w:ascii="Calibri" w:hAnsi="Calibri"/>
+                <w:sz w:val="18"/>
+              </w:rPr>
+              <w:t>Backend MVC</w:t>
+              <w:br/>
+              <w:t>172.20.103.203</w:t>
+              <w:br/>
+              <w:t>Laravel/Django · PHP/Python</w:t>
+            </w:r>
+          </w:p>
+        </w:tc>
+        <w:tc>
+          <w:tcPr>
+            <w:tcW w:type="dxa" w:w="3402"/>
+            <w:shd w:val="clear" w:color="auto" w:fill="EBF3FB"/>
+          </w:tcPr>
+          <w:p>
+            <w:r>
+              <w:rPr>
+                <w:rFonts w:ascii="Calibri" w:hAnsi="Calibri"/>
+                <w:sz w:val="18"/>
+              </w:rPr>
+              <w:t>View, Controller, Model, ORM, DB Connector</w:t>
+            </w:r>
+          </w:p>
+        </w:tc>
+        <w:tc>
+          <w:tcPr>
+            <w:tcW w:type="dxa" w:w="3685"/>
+            <w:shd w:val="clear" w:color="auto" w:fill="EBF3FB"/>
+          </w:tcPr>
+          <w:p>
+            <w:r>
+              <w:rPr>
+                <w:rFonts w:ascii="Calibri" w:hAnsi="Calibri"/>
+                <w:sz w:val="18"/>
+              </w:rPr>
+              <w:t>Бизнес-логика, REST API, orchestration DAG-триггеров, маршрутизация в БД и хранилища</w:t>
+            </w:r>
+          </w:p>
+        </w:tc>
+      </w:tr>
+    </w:tbl>
+    <w:p/>
+    <w:p>
+      <w:pPr>
+        <w:spacing w:after="80" w:before="0"/>
+      </w:pPr>
+      <w:r>
+        <w:rPr>
+          <w:rFonts w:ascii="Calibri" w:hAnsi="Calibri"/>
+          <w:b/>
+          <w:i w:val="0"/>
+          <w:sz w:val="22"/>
+        </w:rPr>
+        <w:t>Зона 2 — Платформа данных и обработки:</w:t>
+      </w:r>
+    </w:p>
+    <w:tbl>
+      <w:tblPr>
+        <w:tblStyle w:val="TableGrid"/>
+        <w:tblW w:type="auto" w:w="0"/>
+        <w:jc w:val="left"/>
+        <w:tblLook w:firstColumn="1" w:firstRow="1" w:lastColumn="0" w:lastRow="0" w:noHBand="0" w:noVBand="1" w:val="04A0"/>
+      </w:tblPr>
+      <w:tblGrid>
+        <w:gridCol w:w="3118"/>
+        <w:gridCol w:w="3118"/>
+        <w:gridCol w:w="3118"/>
+      </w:tblGrid>
+      <w:tr>
+        <w:tc>
+          <w:tcPr>
+            <w:tcW w:type="dxa" w:w="2268"/>
+            <w:shd w:val="clear" w:color="auto" w:fill="2E74B5"/>
+          </w:tcPr>
+          <w:p>
+            <w:r>
+              <w:rPr>
+                <w:rFonts w:ascii="Calibri" w:hAnsi="Calibri"/>
+                <w:b/>
+                <w:color w:val="FFFFFF"/>
+                <w:sz w:val="18"/>
+              </w:rPr>
+              <w:t>Контейнер / IP</w:t>
+            </w:r>
+          </w:p>
+        </w:tc>
+        <w:tc>
+          <w:tcPr>
+            <w:tcW w:type="dxa" w:w="3118"/>
+            <w:shd w:val="clear" w:color="auto" w:fill="2E74B5"/>
+          </w:tcPr>
+          <w:p>
+            <w:r>
+              <w:rPr>
+                <w:rFonts w:ascii="Calibri" w:hAnsi="Calibri"/>
+                <w:b/>
+                <w:color w:val="FFFFFF"/>
+                <w:sz w:val="18"/>
+              </w:rPr>
+              <w:t>Компоненты</w:t>
+            </w:r>
+          </w:p>
+        </w:tc>
+        <w:tc>
+          <w:tcPr>
+            <w:tcW w:type="dxa" w:w="3969"/>
+            <w:shd w:val="clear" w:color="auto" w:fill="2E74B5"/>
+          </w:tcPr>
+          <w:p>
+            <w:r>
+              <w:rPr>
+                <w:rFonts w:ascii="Calibri" w:hAnsi="Calibri"/>
+                <w:b/>
+                <w:color w:val="FFFFFF"/>
+                <w:sz w:val="18"/>
+              </w:rPr>
+              <w:t>Ключевые интеграции</w:t>
+            </w:r>
+          </w:p>
+        </w:tc>
+      </w:tr>
+      <w:tr>
+        <w:tc>
+          <w:tcPr>
+            <w:tcW w:type="dxa" w:w="2268"/>
+          </w:tcPr>
+          <w:p>
+            <w:r>
+              <w:rPr>
+                <w:rFonts w:ascii="Calibri" w:hAnsi="Calibri"/>
+                <w:sz w:val="18"/>
+              </w:rPr>
+              <w:t>Apache Airflow · ETL</w:t>
+              <w:br/>
+              <w:t>172.20.102.82</w:t>
+            </w:r>
+          </w:p>
+        </w:tc>
+        <w:tc>
+          <w:tcPr>
+            <w:tcW w:type="dxa" w:w="3118"/>
+          </w:tcPr>
+          <w:p>
+            <w:r>
+              <w:rPr>
+                <w:rFonts w:ascii="Calibri" w:hAnsi="Calibri"/>
+                <w:sz w:val="18"/>
+              </w:rPr>
+              <w:t>Web server, Scheduler (DAG), Worker, Broker, Metadata DB</w:t>
+            </w:r>
+          </w:p>
+        </w:tc>
+        <w:tc>
+          <w:tcPr>
+            <w:tcW w:type="dxa" w:w="3969"/>
+          </w:tcPr>
+          <w:p>
+            <w:r>
+              <w:rPr>
+                <w:rFonts w:ascii="Calibri" w:hAnsi="Calibri"/>
+                <w:sz w:val="18"/>
+              </w:rPr>
+              <w:t>REST DAG trigger ← Backend; produce → Kafka; submit job (Livy REST) → Spark; логи → ELK</w:t>
+            </w:r>
+          </w:p>
+        </w:tc>
+      </w:tr>
+      <w:tr>
+        <w:tc>
+          <w:tcPr>
+            <w:tcW w:type="dxa" w:w="2268"/>
+            <w:shd w:val="clear" w:color="auto" w:fill="EBF3FB"/>
+          </w:tcPr>
+          <w:p>
+            <w:r>
+              <w:rPr>
+                <w:rFonts w:ascii="Calibri" w:hAnsi="Calibri"/>
+                <w:sz w:val="18"/>
+              </w:rPr>
+              <w:t>Apache Kafka</w:t>
+              <w:br/>
+              <w:t>172.20.102.45</w:t>
+            </w:r>
+          </w:p>
+        </w:tc>
+        <w:tc>
+          <w:tcPr>
+            <w:tcW w:type="dxa" w:w="3118"/>
+            <w:shd w:val="clear" w:color="auto" w:fill="EBF3FB"/>
+          </w:tcPr>
+          <w:p>
+            <w:r>
+              <w:rPr>
+                <w:rFonts w:ascii="Calibri" w:hAnsi="Calibri"/>
+                <w:sz w:val="18"/>
+              </w:rPr>
+              <w:t>Producer, Broker, Consumer</w:t>
+            </w:r>
+          </w:p>
+        </w:tc>
+        <w:tc>
+          <w:tcPr>
+            <w:tcW w:type="dxa" w:w="3969"/>
+            <w:shd w:val="clear" w:color="auto" w:fill="EBF3FB"/>
+          </w:tcPr>
+          <w:p>
+            <w:r>
+              <w:rPr>
+                <w:rFonts w:ascii="Calibri" w:hAnsi="Calibri"/>
+                <w:sz w:val="18"/>
+              </w:rPr>
+              <w:t>produce ← Airflow.Worker; consume/stream → Spark</w:t>
+            </w:r>
+          </w:p>
+        </w:tc>
+      </w:tr>
+      <w:tr>
+        <w:tc>
+          <w:tcPr>
+            <w:tcW w:type="dxa" w:w="2268"/>
+          </w:tcPr>
+          <w:p>
+            <w:r>
+              <w:rPr>
+                <w:rFonts w:ascii="Calibri" w:hAnsi="Calibri"/>
+                <w:sz w:val="18"/>
+              </w:rPr>
+              <w:t>Apache Spark / Livy</w:t>
+              <w:br/>
+              <w:t>10.82.1.12 (Nvidia CUDA)</w:t>
+            </w:r>
+          </w:p>
+        </w:tc>
+        <w:tc>
+          <w:tcPr>
+            <w:tcW w:type="dxa" w:w="3118"/>
+          </w:tcPr>
+          <w:p>
+            <w:r>
+              <w:rPr>
+                <w:rFonts w:ascii="Calibri" w:hAnsi="Calibri"/>
+                <w:sz w:val="18"/>
+              </w:rPr>
+              <w:t>Apache Livy, Apache Spark, Spark Job (Scala / Python / SQL), ML/CV модели</w:t>
+            </w:r>
+          </w:p>
+        </w:tc>
+        <w:tc>
+          <w:tcPr>
+            <w:tcW w:type="dxa" w:w="3969"/>
+          </w:tcPr>
+          <w:p>
+            <w:r>
+              <w:rPr>
+                <w:rFonts w:ascii="Calibri" w:hAnsi="Calibri"/>
+                <w:sz w:val="18"/>
+              </w:rPr>
+              <w:t>Livy REST ← Airflow; YARN/HDFS → Hadoop; write OLAP → Druid; read/write S3 → MinIO</w:t>
+            </w:r>
+          </w:p>
+        </w:tc>
+      </w:tr>
+      <w:tr>
+        <w:tc>
+          <w:tcPr>
+            <w:tcW w:type="dxa" w:w="2268"/>
+            <w:shd w:val="clear" w:color="auto" w:fill="EBF3FB"/>
+          </w:tcPr>
+          <w:p>
+            <w:r>
+              <w:rPr>
+                <w:rFonts w:ascii="Calibri" w:hAnsi="Calibri"/>
+                <w:sz w:val="18"/>
+              </w:rPr>
+              <w:t>Hadoop / Cloudera</w:t>
+              <w:br/>
+              <w:t>Distributed</w:t>
+            </w:r>
+          </w:p>
+        </w:tc>
+        <w:tc>
+          <w:tcPr>
+            <w:tcW w:type="dxa" w:w="3118"/>
+            <w:shd w:val="clear" w:color="auto" w:fill="EBF3FB"/>
+          </w:tcPr>
+          <w:p>
+            <w:r>
+              <w:rPr>
+                <w:rFonts w:ascii="Calibri" w:hAnsi="Calibri"/>
+                <w:sz w:val="18"/>
+              </w:rPr>
+              <w:t>NameNode · YARN (10.82.1.1), DataNode 1 (MapReduce/Spark)</w:t>
+            </w:r>
+          </w:p>
+        </w:tc>
+        <w:tc>
+          <w:tcPr>
+            <w:tcW w:type="dxa" w:w="3969"/>
+            <w:shd w:val="clear" w:color="auto" w:fill="EBF3FB"/>
+          </w:tcPr>
+          <w:p>
+            <w:r>
+              <w:rPr>
+                <w:rFonts w:ascii="Calibri" w:hAnsi="Calibri"/>
+                <w:sz w:val="18"/>
+              </w:rPr>
+              <w:t>HDFS ← Spark Jobs; YARN ← Spark Jobs</w:t>
+            </w:r>
+          </w:p>
+        </w:tc>
+      </w:tr>
+      <w:tr>
+        <w:tc>
+          <w:tcPr>
+            <w:tcW w:type="dxa" w:w="2268"/>
+          </w:tcPr>
+          <w:p>
+            <w:r>
+              <w:rPr>
+                <w:rFonts w:ascii="Calibri" w:hAnsi="Calibri"/>
+                <w:sz w:val="18"/>
+              </w:rPr>
+              <w:t>Базы данных</w:t>
+            </w:r>
+          </w:p>
+        </w:tc>
+        <w:tc>
+          <w:tcPr>
+            <w:tcW w:type="dxa" w:w="3118"/>
+          </w:tcPr>
+          <w:p>
+            <w:r>
+              <w:rPr>
+                <w:rFonts w:ascii="Calibri" w:hAnsi="Calibri"/>
+                <w:sz w:val="18"/>
+              </w:rPr>
+              <w:t>OLTP PostgreSQL (10.82.1.28, master/slave 10.82.1.29), OLAP Druid (10.82.1.20)</w:t>
+            </w:r>
+          </w:p>
+        </w:tc>
+        <w:tc>
+          <w:tcPr>
+            <w:tcW w:type="dxa" w:w="3969"/>
+          </w:tcPr>
+          <w:p>
+            <w:r>
+              <w:rPr>
+                <w:rFonts w:ascii="Calibri" w:hAnsi="Calibri"/>
+                <w:sz w:val="18"/>
+              </w:rPr>
+              <w:t>ODBC:5432 ← Backend; SQL ← Backend; write OLAP ← Spark; SQL витрины ← SuperSET</w:t>
+            </w:r>
+          </w:p>
+        </w:tc>
+      </w:tr>
+      <w:tr>
+        <w:tc>
+          <w:tcPr>
+            <w:tcW w:type="dxa" w:w="2268"/>
+            <w:shd w:val="clear" w:color="auto" w:fill="EBF3FB"/>
+          </w:tcPr>
+          <w:p>
+            <w:r>
+              <w:rPr>
+                <w:rFonts w:ascii="Calibri" w:hAnsi="Calibri"/>
+                <w:sz w:val="18"/>
+              </w:rPr>
+              <w:t>MinIO Object Storage (S3)</w:t>
+              <w:br/>
+              <w:t>172.20.102.54</w:t>
+              <w:br/>
+              <w:t>(узлы 10.82.2.36–39)</w:t>
+            </w:r>
+          </w:p>
+        </w:tc>
+        <w:tc>
+          <w:tcPr>
+            <w:tcW w:type="dxa" w:w="3118"/>
+            <w:shd w:val="clear" w:color="auto" w:fill="EBF3FB"/>
+          </w:tcPr>
+          <w:p>
+            <w:r>
+              <w:rPr>
+                <w:rFonts w:ascii="Calibri" w:hAnsi="Calibri"/>
+                <w:sz w:val="18"/>
+              </w:rPr>
+              <w:t>MinIO Console, S3 Buckets</w:t>
+            </w:r>
+          </w:p>
+        </w:tc>
+        <w:tc>
+          <w:tcPr>
+            <w:tcW w:type="dxa" w:w="3969"/>
+            <w:shd w:val="clear" w:color="auto" w:fill="EBF3FB"/>
+          </w:tcPr>
+          <w:p>
+            <w:r>
+              <w:rPr>
+                <w:rFonts w:ascii="Calibri" w:hAnsi="Calibri"/>
+                <w:sz w:val="18"/>
+              </w:rPr>
+              <w:t>S3/HTTPS ← Backend (Model); read/write S3 ← Spark</w:t>
+            </w:r>
+          </w:p>
+        </w:tc>
+      </w:tr>
+    </w:tbl>
+    <w:p/>
+    <w:p>
+      <w:pPr>
+        <w:spacing w:after="80" w:before="0"/>
+      </w:pPr>
+      <w:r>
+        <w:rPr>
+          <w:rFonts w:ascii="Calibri" w:hAnsi="Calibri"/>
+          <w:b/>
+          <w:i w:val="0"/>
+          <w:sz w:val="22"/>
+        </w:rPr>
+        <w:t>Зона 3 — DevOps, наблюдаемость и инструменты:</w:t>
+      </w:r>
+    </w:p>
+    <w:tbl>
+      <w:tblPr>
+        <w:tblStyle w:val="TableGrid"/>
+        <w:tblW w:type="auto" w:w="0"/>
+        <w:jc w:val="left"/>
+        <w:tblLook w:firstColumn="1" w:firstRow="1" w:lastColumn="0" w:lastRow="0" w:noHBand="0" w:noVBand="1" w:val="04A0"/>
+      </w:tblPr>
+      <w:tblGrid>
+        <w:gridCol w:w="3118"/>
+        <w:gridCol w:w="3118"/>
+        <w:gridCol w:w="3118"/>
+      </w:tblGrid>
+      <w:tr>
+        <w:tc>
+          <w:tcPr>
+            <w:tcW w:type="dxa" w:w="2268"/>
+            <w:shd w:val="clear" w:color="auto" w:fill="2E74B5"/>
+          </w:tcPr>
+          <w:p>
+            <w:r>
+              <w:rPr>
+                <w:rFonts w:ascii="Calibri" w:hAnsi="Calibri"/>
+                <w:b/>
+                <w:color w:val="FFFFFF"/>
+                <w:sz w:val="18"/>
+              </w:rPr>
+              <w:t>Контейнер / IP</w:t>
+            </w:r>
+          </w:p>
+        </w:tc>
+        <w:tc>
+          <w:tcPr>
+            <w:tcW w:type="dxa" w:w="3118"/>
+            <w:shd w:val="clear" w:color="auto" w:fill="2E74B5"/>
+          </w:tcPr>
+          <w:p>
+            <w:r>
+              <w:rPr>
+                <w:rFonts w:ascii="Calibri" w:hAnsi="Calibri"/>
+                <w:b/>
+                <w:color w:val="FFFFFF"/>
+                <w:sz w:val="18"/>
+              </w:rPr>
+              <w:t>Компоненты</w:t>
+            </w:r>
+          </w:p>
+        </w:tc>
+        <w:tc>
+          <w:tcPr>
+            <w:tcW w:type="dxa" w:w="3969"/>
+            <w:shd w:val="clear" w:color="auto" w:fill="2E74B5"/>
+          </w:tcPr>
+          <w:p>
+            <w:r>
+              <w:rPr>
+                <w:rFonts w:ascii="Calibri" w:hAnsi="Calibri"/>
+                <w:b/>
+                <w:color w:val="FFFFFF"/>
+                <w:sz w:val="18"/>
+              </w:rPr>
+              <w:t>Назначение / интеграции</w:t>
+            </w:r>
+          </w:p>
+        </w:tc>
+      </w:tr>
+      <w:tr>
+        <w:tc>
+          <w:tcPr>
+            <w:tcW w:type="dxa" w:w="2268"/>
+          </w:tcPr>
+          <w:p>
+            <w:r>
+              <w:rPr>
+                <w:rFonts w:ascii="Calibri" w:hAnsi="Calibri"/>
+                <w:sz w:val="18"/>
+              </w:rPr>
+              <w:t>Аудит и журналирование (ELK)</w:t>
+            </w:r>
+          </w:p>
+        </w:tc>
+        <w:tc>
+          <w:tcPr>
+            <w:tcW w:type="dxa" w:w="3118"/>
+          </w:tcPr>
+          <w:p>
+            <w:r>
+              <w:rPr>
+                <w:rFonts w:ascii="Calibri" w:hAnsi="Calibri"/>
+                <w:sz w:val="18"/>
+              </w:rPr>
+              <w:t>Logstash, Elasticsearch, Kibana</w:t>
+            </w:r>
+          </w:p>
+        </w:tc>
+        <w:tc>
+          <w:tcPr>
+            <w:tcW w:type="dxa" w:w="3969"/>
+          </w:tcPr>
+          <w:p>
+            <w:r>
+              <w:rPr>
+                <w:rFonts w:ascii="Calibri" w:hAnsi="Calibri"/>
+                <w:sz w:val="18"/>
+              </w:rPr>
+              <w:t>logs ← Backend, Airflow Scheduler, Spark Job (Scala); ingest: Logstash→Elasticsearch; query: Elasticsearch→Kibana</w:t>
+            </w:r>
+          </w:p>
+        </w:tc>
+      </w:tr>
+      <w:tr>
+        <w:tc>
+          <w:tcPr>
+            <w:tcW w:type="dxa" w:w="2268"/>
+            <w:shd w:val="clear" w:color="auto" w:fill="EBF3FB"/>
+          </w:tcPr>
+          <w:p>
+            <w:r>
+              <w:rPr>
+                <w:rFonts w:ascii="Calibri" w:hAnsi="Calibri"/>
+                <w:sz w:val="18"/>
+              </w:rPr>
+              <w:t>DevOps · качество кода</w:t>
+            </w:r>
+          </w:p>
+        </w:tc>
+        <w:tc>
+          <w:tcPr>
+            <w:tcW w:type="dxa" w:w="3118"/>
+            <w:shd w:val="clear" w:color="auto" w:fill="EBF3FB"/>
+          </w:tcPr>
+          <w:p>
+            <w:r>
+              <w:rPr>
+                <w:rFonts w:ascii="Calibri" w:hAnsi="Calibri"/>
+                <w:sz w:val="18"/>
+              </w:rPr>
+              <w:t>GitLab (DEV 172.20.103.31), SonarQube CE (10.82.4.29), Dependency-Track (10.82.4.30), Sentry (10.82.4.65), Docker (172.20.102.23)</w:t>
+            </w:r>
+          </w:p>
+        </w:tc>
+        <w:tc>
+          <w:tcPr>
+            <w:tcW w:type="dxa" w:w="3969"/>
+            <w:shd w:val="clear" w:color="auto" w:fill="EBF3FB"/>
+          </w:tcPr>
+          <w:p>
+            <w:r>
+              <w:rPr>
+                <w:rFonts w:ascii="Calibri" w:hAnsi="Calibri"/>
+                <w:sz w:val="18"/>
+              </w:rPr>
+              <w:t>code scan: GitLab→SonarQube; SBOM: SonarQube→Dependency-Track; errors ← Backend.Model</w:t>
+            </w:r>
+          </w:p>
+        </w:tc>
+      </w:tr>
+      <w:tr>
+        <w:tc>
+          <w:tcPr>
+            <w:tcW w:type="dxa" w:w="2268"/>
+          </w:tcPr>
+          <w:p>
+            <w:r>
+              <w:rPr>
+                <w:rFonts w:ascii="Calibri" w:hAnsi="Calibri"/>
+                <w:sz w:val="18"/>
+              </w:rPr>
+              <w:t>Управление проектом · визуализация</w:t>
+            </w:r>
+          </w:p>
+        </w:tc>
+        <w:tc>
+          <w:tcPr>
+            <w:tcW w:type="dxa" w:w="3118"/>
+          </w:tcPr>
+          <w:p>
+            <w:r>
+              <w:rPr>
+                <w:rFonts w:ascii="Calibri" w:hAnsi="Calibri"/>
+                <w:sz w:val="18"/>
+              </w:rPr>
+              <w:t>YouTrack, SuperSET</w:t>
+            </w:r>
+          </w:p>
+        </w:tc>
+        <w:tc>
+          <w:tcPr>
+            <w:tcW w:type="dxa" w:w="3969"/>
+          </w:tcPr>
+          <w:p>
+            <w:r>
+              <w:rPr>
+                <w:rFonts w:ascii="Calibri" w:hAnsi="Calibri"/>
+                <w:sz w:val="18"/>
+              </w:rPr>
+              <w:t>SQL (витрины): SuperSET → Druid</w:t>
+            </w:r>
+          </w:p>
+        </w:tc>
+      </w:tr>
+    </w:tbl>
+    <w:p/>
+    <w:p>
+      <w:pPr>
+        <w:spacing w:after="80" w:before="0"/>
+      </w:pPr>
+      <w:r>
+        <w:rPr>
+          <w:rFonts w:ascii="Calibri" w:hAnsi="Calibri"/>
+          <w:b w:val="0"/>
+          <w:i w:val="0"/>
+          <w:sz w:val="22"/>
+        </w:rPr>
+        <w:t>Ключевые интеграционные потоки внутри ABAI:</w:t>
+      </w:r>
+    </w:p>
+    <w:tbl>
+      <w:tblPr>
+        <w:tblStyle w:val="TableGrid"/>
+        <w:tblW w:type="auto" w:w="0"/>
+        <w:jc w:val="left"/>
+        <w:tblLook w:firstColumn="1" w:firstRow="1" w:lastColumn="0" w:lastRow="0" w:noHBand="0" w:noVBand="1" w:val="04A0"/>
+      </w:tblPr>
+      <w:tblGrid>
+        <w:gridCol w:w="2339"/>
+        <w:gridCol w:w="2339"/>
+        <w:gridCol w:w="2339"/>
+        <w:gridCol w:w="2339"/>
+      </w:tblGrid>
+      <w:tr>
+        <w:tc>
+          <w:tcPr>
+            <w:tcW w:type="dxa" w:w="2551"/>
+            <w:shd w:val="clear" w:color="auto" w:fill="2E74B5"/>
+          </w:tcPr>
+          <w:p>
+            <w:r>
+              <w:rPr>
+                <w:rFonts w:ascii="Calibri" w:hAnsi="Calibri"/>
+                <w:b/>
+                <w:color w:val="FFFFFF"/>
+                <w:sz w:val="18"/>
+              </w:rPr>
+              <w:t>Источник</w:t>
+            </w:r>
+          </w:p>
+        </w:tc>
+        <w:tc>
+          <w:tcPr>
+            <w:tcW w:type="dxa" w:w="2551"/>
+            <w:shd w:val="clear" w:color="auto" w:fill="2E74B5"/>
+          </w:tcPr>
+          <w:p>
+            <w:r>
+              <w:rPr>
+                <w:rFonts w:ascii="Calibri" w:hAnsi="Calibri"/>
+                <w:b/>
+                <w:color w:val="FFFFFF"/>
+                <w:sz w:val="18"/>
+              </w:rPr>
+              <w:t>Приёмник</w:t>
+            </w:r>
+          </w:p>
+        </w:tc>
+        <w:tc>
+          <w:tcPr>
+            <w:tcW w:type="dxa" w:w="1984"/>
+            <w:shd w:val="clear" w:color="auto" w:fill="2E74B5"/>
+          </w:tcPr>
+          <w:p>
+            <w:r>
+              <w:rPr>
+                <w:rFonts w:ascii="Calibri" w:hAnsi="Calibri"/>
+                <w:b/>
+                <w:color w:val="FFFFFF"/>
+                <w:sz w:val="18"/>
+              </w:rPr>
+              <w:t>Протокол</w:t>
+            </w:r>
+          </w:p>
+        </w:tc>
+        <w:tc>
+          <w:tcPr>
+            <w:tcW w:type="dxa" w:w="1134"/>
+            <w:shd w:val="clear" w:color="auto" w:fill="2E74B5"/>
+          </w:tcPr>
+          <w:p>
+            <w:r>
+              <w:rPr>
+                <w:rFonts w:ascii="Calibri" w:hAnsi="Calibri"/>
+                <w:b/>
+                <w:color w:val="FFFFFF"/>
+                <w:sz w:val="18"/>
+              </w:rPr>
+              <w:t>Направление</w:t>
+            </w:r>
+          </w:p>
+        </w:tc>
+      </w:tr>
+      <w:tr>
+        <w:tc>
+          <w:tcPr>
+            <w:tcW w:type="dxa" w:w="2551"/>
+          </w:tcPr>
+          <w:p>
+            <w:r>
+              <w:rPr>
+                <w:rFonts w:ascii="Calibri" w:hAnsi="Calibri"/>
+                <w:sz w:val="18"/>
+              </w:rPr>
+              <w:t>Пользователь ЭМГ (браузер/АРМ)</w:t>
+            </w:r>
+          </w:p>
+        </w:tc>
+        <w:tc>
+          <w:tcPr>
+            <w:tcW w:type="dxa" w:w="2551"/>
+          </w:tcPr>
+          <w:p>
+            <w:r>
+              <w:rPr>
+                <w:rFonts w:ascii="Calibri" w:hAnsi="Calibri"/>
+                <w:sz w:val="18"/>
+              </w:rPr>
+              <w:t>Nginx (веб-сервер)</w:t>
+            </w:r>
+          </w:p>
+        </w:tc>
+        <w:tc>
+          <w:tcPr>
+            <w:tcW w:type="dxa" w:w="1984"/>
+          </w:tcPr>
+          <w:p>
+            <w:r>
+              <w:rPr>
+                <w:rFonts w:ascii="Calibri" w:hAnsi="Calibri"/>
+                <w:sz w:val="18"/>
+              </w:rPr>
+              <w:t>HTTPS:443</w:t>
+            </w:r>
+          </w:p>
+        </w:tc>
+        <w:tc>
+          <w:tcPr>
+            <w:tcW w:type="dxa" w:w="1134"/>
+          </w:tcPr>
+          <w:p>
+            <w:r>
+              <w:rPr>
+                <w:rFonts w:ascii="Calibri" w:hAnsi="Calibri"/>
+                <w:sz w:val="18"/>
+              </w:rPr>
+              <w:t>→</w:t>
+            </w:r>
+          </w:p>
+        </w:tc>
+      </w:tr>
+      <w:tr>
+        <w:tc>
+          <w:tcPr>
+            <w:tcW w:type="dxa" w:w="2551"/>
+            <w:shd w:val="clear" w:color="auto" w:fill="EBF3FB"/>
+          </w:tcPr>
+          <w:p>
+            <w:r>
+              <w:rPr>
+                <w:rFonts w:ascii="Calibri" w:hAnsi="Calibri"/>
+                <w:sz w:val="18"/>
+              </w:rPr>
+              <w:t>Frontend Vue.js</w:t>
+            </w:r>
+          </w:p>
+        </w:tc>
+        <w:tc>
+          <w:tcPr>
+            <w:tcW w:type="dxa" w:w="2551"/>
+            <w:shd w:val="clear" w:color="auto" w:fill="EBF3FB"/>
+          </w:tcPr>
+          <w:p>
+            <w:r>
+              <w:rPr>
+                <w:rFonts w:ascii="Calibri" w:hAnsi="Calibri"/>
+                <w:sz w:val="18"/>
+              </w:rPr>
+              <w:t>Backend Controller</w:t>
+            </w:r>
+          </w:p>
+        </w:tc>
+        <w:tc>
+          <w:tcPr>
+            <w:tcW w:type="dxa" w:w="1984"/>
+            <w:shd w:val="clear" w:color="auto" w:fill="EBF3FB"/>
+          </w:tcPr>
+          <w:p>
+            <w:r>
+              <w:rPr>
+                <w:rFonts w:ascii="Calibri" w:hAnsi="Calibri"/>
+                <w:sz w:val="18"/>
+              </w:rPr>
+              <w:t>REST / HTTPS</w:t>
+            </w:r>
+          </w:p>
+        </w:tc>
+        <w:tc>
+          <w:tcPr>
+            <w:tcW w:type="dxa" w:w="1134"/>
+            <w:shd w:val="clear" w:color="auto" w:fill="EBF3FB"/>
+          </w:tcPr>
+          <w:p>
+            <w:r>
+              <w:rPr>
+                <w:rFonts w:ascii="Calibri" w:hAnsi="Calibri"/>
+                <w:sz w:val="18"/>
+              </w:rPr>
+              <w:t>→</w:t>
+            </w:r>
+          </w:p>
+        </w:tc>
+      </w:tr>
+      <w:tr>
+        <w:tc>
+          <w:tcPr>
+            <w:tcW w:type="dxa" w:w="2551"/>
+          </w:tcPr>
+          <w:p>
+            <w:r>
+              <w:rPr>
+                <w:rFonts w:ascii="Calibri" w:hAnsi="Calibri"/>
+                <w:sz w:val="18"/>
+              </w:rPr>
+              <w:t>Формы ввода Laravel PHP</w:t>
+            </w:r>
+          </w:p>
+        </w:tc>
+        <w:tc>
+          <w:tcPr>
+            <w:tcW w:type="dxa" w:w="2551"/>
+          </w:tcPr>
+          <w:p>
+            <w:r>
+              <w:rPr>
+                <w:rFonts w:ascii="Calibri" w:hAnsi="Calibri"/>
+                <w:sz w:val="18"/>
+              </w:rPr>
+              <w:t>Backend Controller</w:t>
+            </w:r>
+          </w:p>
+        </w:tc>
+        <w:tc>
+          <w:tcPr>
+            <w:tcW w:type="dxa" w:w="1984"/>
+          </w:tcPr>
+          <w:p>
+            <w:r>
+              <w:rPr>
+                <w:rFonts w:ascii="Calibri" w:hAnsi="Calibri"/>
+                <w:sz w:val="18"/>
+              </w:rPr>
+              <w:t>REST</w:t>
+            </w:r>
+          </w:p>
+        </w:tc>
+        <w:tc>
+          <w:tcPr>
+            <w:tcW w:type="dxa" w:w="1134"/>
+          </w:tcPr>
+          <w:p>
+            <w:r>
+              <w:rPr>
+                <w:rFonts w:ascii="Calibri" w:hAnsi="Calibri"/>
+                <w:sz w:val="18"/>
+              </w:rPr>
+              <w:t>→</w:t>
+            </w:r>
+          </w:p>
+        </w:tc>
+      </w:tr>
+      <w:tr>
+        <w:tc>
+          <w:tcPr>
+            <w:tcW w:type="dxa" w:w="2551"/>
+            <w:shd w:val="clear" w:color="auto" w:fill="EBF3FB"/>
+          </w:tcPr>
+          <w:p>
+            <w:r>
+              <w:rPr>
+                <w:rFonts w:ascii="Calibri" w:hAnsi="Calibri"/>
+                <w:sz w:val="18"/>
+              </w:rPr>
+              <w:t>Backend Controller</w:t>
+            </w:r>
+          </w:p>
+        </w:tc>
+        <w:tc>
+          <w:tcPr>
+            <w:tcW w:type="dxa" w:w="2551"/>
+            <w:shd w:val="clear" w:color="auto" w:fill="EBF3FB"/>
+          </w:tcPr>
+          <w:p>
+            <w:r>
+              <w:rPr>
+                <w:rFonts w:ascii="Calibri" w:hAnsi="Calibri"/>
+                <w:sz w:val="18"/>
+              </w:rPr>
+              <w:t>Airflow Web server</w:t>
+            </w:r>
+          </w:p>
+        </w:tc>
+        <w:tc>
+          <w:tcPr>
+            <w:tcW w:type="dxa" w:w="1984"/>
+            <w:shd w:val="clear" w:color="auto" w:fill="EBF3FB"/>
+          </w:tcPr>
+          <w:p>
+            <w:r>
+              <w:rPr>
+                <w:rFonts w:ascii="Calibri" w:hAnsi="Calibri"/>
+                <w:sz w:val="18"/>
+              </w:rPr>
+              <w:t>REST (DAG trigger)</w:t>
+            </w:r>
+          </w:p>
+        </w:tc>
+        <w:tc>
+          <w:tcPr>
+            <w:tcW w:type="dxa" w:w="1134"/>
+            <w:shd w:val="clear" w:color="auto" w:fill="EBF3FB"/>
+          </w:tcPr>
+          <w:p>
+            <w:r>
+              <w:rPr>
+                <w:rFonts w:ascii="Calibri" w:hAnsi="Calibri"/>
+                <w:sz w:val="18"/>
+              </w:rPr>
+              <w:t>→</w:t>
+            </w:r>
+          </w:p>
+        </w:tc>
+      </w:tr>
+      <w:tr>
+        <w:tc>
+          <w:tcPr>
+            <w:tcW w:type="dxa" w:w="2551"/>
+          </w:tcPr>
+          <w:p>
+            <w:r>
+              <w:rPr>
+                <w:rFonts w:ascii="Calibri" w:hAnsi="Calibri"/>
+                <w:sz w:val="18"/>
+              </w:rPr>
+              <w:t>Backend DB Connector</w:t>
+            </w:r>
+          </w:p>
+        </w:tc>
+        <w:tc>
+          <w:tcPr>
+            <w:tcW w:type="dxa" w:w="2551"/>
+          </w:tcPr>
+          <w:p>
+            <w:r>
+              <w:rPr>
+                <w:rFonts w:ascii="Calibri" w:hAnsi="Calibri"/>
+                <w:sz w:val="18"/>
+              </w:rPr>
+              <w:t>OLTP PostgreSQL 10.82.1.28</w:t>
+            </w:r>
+          </w:p>
+        </w:tc>
+        <w:tc>
+          <w:tcPr>
+            <w:tcW w:type="dxa" w:w="1984"/>
+          </w:tcPr>
+          <w:p>
+            <w:r>
+              <w:rPr>
+                <w:rFonts w:ascii="Calibri" w:hAnsi="Calibri"/>
+                <w:sz w:val="18"/>
+              </w:rPr>
+              <w:t>ODBC:5432</w:t>
+            </w:r>
+          </w:p>
+        </w:tc>
+        <w:tc>
+          <w:tcPr>
+            <w:tcW w:type="dxa" w:w="1134"/>
+          </w:tcPr>
+          <w:p>
+            <w:r>
+              <w:rPr>
+                <w:rFonts w:ascii="Calibri" w:hAnsi="Calibri"/>
+                <w:sz w:val="18"/>
+              </w:rPr>
+              <w:t>→</w:t>
+            </w:r>
+          </w:p>
+        </w:tc>
+      </w:tr>
+      <w:tr>
+        <w:tc>
+          <w:tcPr>
+            <w:tcW w:type="dxa" w:w="2551"/>
+            <w:shd w:val="clear" w:color="auto" w:fill="EBF3FB"/>
+          </w:tcPr>
+          <w:p>
+            <w:r>
+              <w:rPr>
+                <w:rFonts w:ascii="Calibri" w:hAnsi="Calibri"/>
+                <w:sz w:val="18"/>
+              </w:rPr>
+              <w:t>Backend DB Connector</w:t>
+            </w:r>
+          </w:p>
+        </w:tc>
+        <w:tc>
+          <w:tcPr>
+            <w:tcW w:type="dxa" w:w="2551"/>
+            <w:shd w:val="clear" w:color="auto" w:fill="EBF3FB"/>
+          </w:tcPr>
+          <w:p>
+            <w:r>
+              <w:rPr>
+                <w:rFonts w:ascii="Calibri" w:hAnsi="Calibri"/>
+                <w:sz w:val="18"/>
+              </w:rPr>
+              <w:t>OLAP Druid 10.82.1.20</w:t>
+            </w:r>
+          </w:p>
+        </w:tc>
+        <w:tc>
+          <w:tcPr>
+            <w:tcW w:type="dxa" w:w="1984"/>
+            <w:shd w:val="clear" w:color="auto" w:fill="EBF3FB"/>
+          </w:tcPr>
+          <w:p>
+            <w:r>
+              <w:rPr>
+                <w:rFonts w:ascii="Calibri" w:hAnsi="Calibri"/>
+                <w:sz w:val="18"/>
+              </w:rPr>
+              <w:t>SQL</w:t>
+            </w:r>
+          </w:p>
+        </w:tc>
+        <w:tc>
+          <w:tcPr>
+            <w:tcW w:type="dxa" w:w="1134"/>
+            <w:shd w:val="clear" w:color="auto" w:fill="EBF3FB"/>
+          </w:tcPr>
+          <w:p>
+            <w:r>
+              <w:rPr>
+                <w:rFonts w:ascii="Calibri" w:hAnsi="Calibri"/>
+                <w:sz w:val="18"/>
+              </w:rPr>
+              <w:t>→</w:t>
+            </w:r>
+          </w:p>
+        </w:tc>
+      </w:tr>
+      <w:tr>
+        <w:tc>
+          <w:tcPr>
+            <w:tcW w:type="dxa" w:w="2551"/>
+          </w:tcPr>
+          <w:p>
+            <w:r>
+              <w:rPr>
+                <w:rFonts w:ascii="Calibri" w:hAnsi="Calibri"/>
+                <w:sz w:val="18"/>
+              </w:rPr>
+              <w:t>Backend Model</w:t>
+            </w:r>
+          </w:p>
+        </w:tc>
+        <w:tc>
+          <w:tcPr>
+            <w:tcW w:type="dxa" w:w="2551"/>
+          </w:tcPr>
+          <w:p>
+            <w:r>
+              <w:rPr>
+                <w:rFonts w:ascii="Calibri" w:hAnsi="Calibri"/>
+                <w:sz w:val="18"/>
+              </w:rPr>
+              <w:t>MinIO Console</w:t>
+            </w:r>
+          </w:p>
+        </w:tc>
+        <w:tc>
+          <w:tcPr>
+            <w:tcW w:type="dxa" w:w="1984"/>
+          </w:tcPr>
+          <w:p>
+            <w:r>
+              <w:rPr>
+                <w:rFonts w:ascii="Calibri" w:hAnsi="Calibri"/>
+                <w:sz w:val="18"/>
+              </w:rPr>
+              <w:t>S3 / HTTPS</w:t>
+            </w:r>
+          </w:p>
+        </w:tc>
+        <w:tc>
+          <w:tcPr>
+            <w:tcW w:type="dxa" w:w="1134"/>
+          </w:tcPr>
+          <w:p>
+            <w:r>
+              <w:rPr>
+                <w:rFonts w:ascii="Calibri" w:hAnsi="Calibri"/>
+                <w:sz w:val="18"/>
+              </w:rPr>
+              <w:t>→</w:t>
+            </w:r>
+          </w:p>
+        </w:tc>
+      </w:tr>
+      <w:tr>
+        <w:tc>
+          <w:tcPr>
+            <w:tcW w:type="dxa" w:w="2551"/>
+            <w:shd w:val="clear" w:color="auto" w:fill="EBF3FB"/>
+          </w:tcPr>
+          <w:p>
+            <w:r>
+              <w:rPr>
+                <w:rFonts w:ascii="Calibri" w:hAnsi="Calibri"/>
+                <w:sz w:val="18"/>
+              </w:rPr>
+              <w:t>Airflow Worker</w:t>
+            </w:r>
+          </w:p>
+        </w:tc>
+        <w:tc>
+          <w:tcPr>
+            <w:tcW w:type="dxa" w:w="2551"/>
+            <w:shd w:val="clear" w:color="auto" w:fill="EBF3FB"/>
+          </w:tcPr>
+          <w:p>
+            <w:r>
+              <w:rPr>
+                <w:rFonts w:ascii="Calibri" w:hAnsi="Calibri"/>
+                <w:sz w:val="18"/>
+              </w:rPr>
+              <w:t>Kafka Producer</w:t>
+            </w:r>
+          </w:p>
+        </w:tc>
+        <w:tc>
+          <w:tcPr>
+            <w:tcW w:type="dxa" w:w="1984"/>
+            <w:shd w:val="clear" w:color="auto" w:fill="EBF3FB"/>
+          </w:tcPr>
+          <w:p>
+            <w:r>
+              <w:rPr>
+                <w:rFonts w:ascii="Calibri" w:hAnsi="Calibri"/>
+                <w:sz w:val="18"/>
+              </w:rPr>
+              <w:t>produce</w:t>
+            </w:r>
+          </w:p>
+        </w:tc>
+        <w:tc>
+          <w:tcPr>
+            <w:tcW w:type="dxa" w:w="1134"/>
+            <w:shd w:val="clear" w:color="auto" w:fill="EBF3FB"/>
+          </w:tcPr>
+          <w:p>
+            <w:r>
+              <w:rPr>
+                <w:rFonts w:ascii="Calibri" w:hAnsi="Calibri"/>
+                <w:sz w:val="18"/>
+              </w:rPr>
+              <w:t>→</w:t>
+            </w:r>
+          </w:p>
+        </w:tc>
+      </w:tr>
+      <w:tr>
+        <w:tc>
+          <w:tcPr>
+            <w:tcW w:type="dxa" w:w="2551"/>
+          </w:tcPr>
+          <w:p>
+            <w:r>
+              <w:rPr>
+                <w:rFonts w:ascii="Calibri" w:hAnsi="Calibri"/>
+                <w:sz w:val="18"/>
+              </w:rPr>
+              <w:t>Airflow Worker</w:t>
+            </w:r>
+          </w:p>
+        </w:tc>
+        <w:tc>
+          <w:tcPr>
+            <w:tcW w:type="dxa" w:w="2551"/>
+          </w:tcPr>
+          <w:p>
+            <w:r>
+              <w:rPr>
+                <w:rFonts w:ascii="Calibri" w:hAnsi="Calibri"/>
+                <w:sz w:val="18"/>
+              </w:rPr>
+              <w:t>Apache Livy</w:t>
+            </w:r>
+          </w:p>
+        </w:tc>
+        <w:tc>
+          <w:tcPr>
+            <w:tcW w:type="dxa" w:w="1984"/>
+          </w:tcPr>
+          <w:p>
+            <w:r>
+              <w:rPr>
+                <w:rFonts w:ascii="Calibri" w:hAnsi="Calibri"/>
+                <w:sz w:val="18"/>
+              </w:rPr>
+              <w:t>submit job (Livy REST)</w:t>
+            </w:r>
+          </w:p>
+        </w:tc>
+        <w:tc>
+          <w:tcPr>
+            <w:tcW w:type="dxa" w:w="1134"/>
+          </w:tcPr>
+          <w:p>
+            <w:r>
+              <w:rPr>
+                <w:rFonts w:ascii="Calibri" w:hAnsi="Calibri"/>
+                <w:sz w:val="18"/>
+              </w:rPr>
+              <w:t>→</w:t>
+            </w:r>
+          </w:p>
+        </w:tc>
+      </w:tr>
+      <w:tr>
+        <w:tc>
+          <w:tcPr>
+            <w:tcW w:type="dxa" w:w="2551"/>
+            <w:shd w:val="clear" w:color="auto" w:fill="EBF3FB"/>
+          </w:tcPr>
+          <w:p>
+            <w:r>
+              <w:rPr>
+                <w:rFonts w:ascii="Calibri" w:hAnsi="Calibri"/>
+                <w:sz w:val="18"/>
+              </w:rPr>
+              <w:t>Kafka Consumer</w:t>
+            </w:r>
+          </w:p>
+        </w:tc>
+        <w:tc>
+          <w:tcPr>
+            <w:tcW w:type="dxa" w:w="2551"/>
+            <w:shd w:val="clear" w:color="auto" w:fill="EBF3FB"/>
+          </w:tcPr>
+          <w:p>
+            <w:r>
+              <w:rPr>
+                <w:rFonts w:ascii="Calibri" w:hAnsi="Calibri"/>
+                <w:sz w:val="18"/>
+              </w:rPr>
+              <w:t>Apache Spark</w:t>
+            </w:r>
+          </w:p>
+        </w:tc>
+        <w:tc>
+          <w:tcPr>
+            <w:tcW w:type="dxa" w:w="1984"/>
+            <w:shd w:val="clear" w:color="auto" w:fill="EBF3FB"/>
+          </w:tcPr>
+          <w:p>
+            <w:r>
+              <w:rPr>
+                <w:rFonts w:ascii="Calibri" w:hAnsi="Calibri"/>
+                <w:sz w:val="18"/>
+              </w:rPr>
+              <w:t>consume / stream</w:t>
+            </w:r>
+          </w:p>
+        </w:tc>
+        <w:tc>
+          <w:tcPr>
+            <w:tcW w:type="dxa" w:w="1134"/>
+            <w:shd w:val="clear" w:color="auto" w:fill="EBF3FB"/>
+          </w:tcPr>
+          <w:p>
+            <w:r>
+              <w:rPr>
+                <w:rFonts w:ascii="Calibri" w:hAnsi="Calibri"/>
+                <w:sz w:val="18"/>
+              </w:rPr>
+              <w:t>→</w:t>
+            </w:r>
+          </w:p>
+        </w:tc>
+      </w:tr>
+      <w:tr>
+        <w:tc>
+          <w:tcPr>
+            <w:tcW w:type="dxa" w:w="2551"/>
+          </w:tcPr>
+          <w:p>
+            <w:r>
+              <w:rPr>
+                <w:rFonts w:ascii="Calibri" w:hAnsi="Calibri"/>
+                <w:sz w:val="18"/>
+              </w:rPr>
+              <w:t>Spark Job (Scala)</w:t>
+            </w:r>
+          </w:p>
+        </w:tc>
+        <w:tc>
+          <w:tcPr>
+            <w:tcW w:type="dxa" w:w="2551"/>
+          </w:tcPr>
+          <w:p>
+            <w:r>
+              <w:rPr>
+                <w:rFonts w:ascii="Calibri" w:hAnsi="Calibri"/>
+                <w:sz w:val="18"/>
+              </w:rPr>
+              <w:t>Hadoop NameNode/YARN</w:t>
+            </w:r>
+          </w:p>
+        </w:tc>
+        <w:tc>
+          <w:tcPr>
+            <w:tcW w:type="dxa" w:w="1984"/>
+          </w:tcPr>
+          <w:p>
+            <w:r>
+              <w:rPr>
+                <w:rFonts w:ascii="Calibri" w:hAnsi="Calibri"/>
+                <w:sz w:val="18"/>
+              </w:rPr>
+              <w:t>YARN / HDFS</w:t>
+            </w:r>
+          </w:p>
+        </w:tc>
+        <w:tc>
+          <w:tcPr>
+            <w:tcW w:type="dxa" w:w="1134"/>
+          </w:tcPr>
+          <w:p>
+            <w:r>
+              <w:rPr>
+                <w:rFonts w:ascii="Calibri" w:hAnsi="Calibri"/>
+                <w:sz w:val="18"/>
+              </w:rPr>
+              <w:t>→</w:t>
+            </w:r>
+          </w:p>
+        </w:tc>
+      </w:tr>
+      <w:tr>
+        <w:tc>
+          <w:tcPr>
+            <w:tcW w:type="dxa" w:w="2551"/>
+            <w:shd w:val="clear" w:color="auto" w:fill="EBF3FB"/>
+          </w:tcPr>
+          <w:p>
+            <w:r>
+              <w:rPr>
+                <w:rFonts w:ascii="Calibri" w:hAnsi="Calibri"/>
+                <w:sz w:val="18"/>
+              </w:rPr>
+              <w:t>Spark Job (Python)</w:t>
+            </w:r>
+          </w:p>
+        </w:tc>
+        <w:tc>
+          <w:tcPr>
+            <w:tcW w:type="dxa" w:w="2551"/>
+            <w:shd w:val="clear" w:color="auto" w:fill="EBF3FB"/>
+          </w:tcPr>
+          <w:p>
+            <w:r>
+              <w:rPr>
+                <w:rFonts w:ascii="Calibri" w:hAnsi="Calibri"/>
+                <w:sz w:val="18"/>
+              </w:rPr>
+              <w:t>OLAP Druid</w:t>
+            </w:r>
+          </w:p>
+        </w:tc>
+        <w:tc>
+          <w:tcPr>
+            <w:tcW w:type="dxa" w:w="1984"/>
+            <w:shd w:val="clear" w:color="auto" w:fill="EBF3FB"/>
+          </w:tcPr>
+          <w:p>
+            <w:r>
+              <w:rPr>
+                <w:rFonts w:ascii="Calibri" w:hAnsi="Calibri"/>
+                <w:sz w:val="18"/>
+              </w:rPr>
+              <w:t>write OLAP</w:t>
+            </w:r>
+          </w:p>
+        </w:tc>
+        <w:tc>
+          <w:tcPr>
+            <w:tcW w:type="dxa" w:w="1134"/>
+            <w:shd w:val="clear" w:color="auto" w:fill="EBF3FB"/>
+          </w:tcPr>
+          <w:p>
+            <w:r>
+              <w:rPr>
+                <w:rFonts w:ascii="Calibri" w:hAnsi="Calibri"/>
+                <w:sz w:val="18"/>
+              </w:rPr>
+              <w:t>→</w:t>
+            </w:r>
+          </w:p>
+        </w:tc>
+      </w:tr>
+      <w:tr>
+        <w:tc>
+          <w:tcPr>
+            <w:tcW w:type="dxa" w:w="2551"/>
+          </w:tcPr>
+          <w:p>
+            <w:r>
+              <w:rPr>
+                <w:rFonts w:ascii="Calibri" w:hAnsi="Calibri"/>
+                <w:sz w:val="18"/>
+              </w:rPr>
+              <w:t>Spark Job (SQL)</w:t>
+            </w:r>
+          </w:p>
+        </w:tc>
+        <w:tc>
+          <w:tcPr>
+            <w:tcW w:type="dxa" w:w="2551"/>
+          </w:tcPr>
+          <w:p>
+            <w:r>
+              <w:rPr>
+                <w:rFonts w:ascii="Calibri" w:hAnsi="Calibri"/>
+                <w:sz w:val="18"/>
+              </w:rPr>
+              <w:t>MinIO Console</w:t>
+            </w:r>
+          </w:p>
+        </w:tc>
+        <w:tc>
+          <w:tcPr>
+            <w:tcW w:type="dxa" w:w="1984"/>
+          </w:tcPr>
+          <w:p>
+            <w:r>
+              <w:rPr>
+                <w:rFonts w:ascii="Calibri" w:hAnsi="Calibri"/>
+                <w:sz w:val="18"/>
+              </w:rPr>
+              <w:t>read/write S3</w:t>
+            </w:r>
+          </w:p>
+        </w:tc>
+        <w:tc>
+          <w:tcPr>
+            <w:tcW w:type="dxa" w:w="1134"/>
+          </w:tcPr>
+          <w:p>
+            <w:r>
+              <w:rPr>
+                <w:rFonts w:ascii="Calibri" w:hAnsi="Calibri"/>
+                <w:sz w:val="18"/>
+              </w:rPr>
+              <w:t>→</w:t>
+            </w:r>
+          </w:p>
+        </w:tc>
+      </w:tr>
+      <w:tr>
+        <w:tc>
+          <w:tcPr>
+            <w:tcW w:type="dxa" w:w="2551"/>
+            <w:shd w:val="clear" w:color="auto" w:fill="EBF3FB"/>
+          </w:tcPr>
+          <w:p>
+            <w:r>
+              <w:rPr>
+                <w:rFonts w:ascii="Calibri" w:hAnsi="Calibri"/>
+                <w:sz w:val="18"/>
+              </w:rPr>
+              <w:t>SuperSET</w:t>
+            </w:r>
+          </w:p>
+        </w:tc>
+        <w:tc>
+          <w:tcPr>
+            <w:tcW w:type="dxa" w:w="2551"/>
+            <w:shd w:val="clear" w:color="auto" w:fill="EBF3FB"/>
+          </w:tcPr>
+          <w:p>
+            <w:r>
+              <w:rPr>
+                <w:rFonts w:ascii="Calibri" w:hAnsi="Calibri"/>
+                <w:sz w:val="18"/>
+              </w:rPr>
+              <w:t>OLAP Druid</w:t>
+            </w:r>
+          </w:p>
+        </w:tc>
+        <w:tc>
+          <w:tcPr>
+            <w:tcW w:type="dxa" w:w="1984"/>
+            <w:shd w:val="clear" w:color="auto" w:fill="EBF3FB"/>
+          </w:tcPr>
+          <w:p>
+            <w:r>
+              <w:rPr>
+                <w:rFonts w:ascii="Calibri" w:hAnsi="Calibri"/>
+                <w:sz w:val="18"/>
+              </w:rPr>
+              <w:t>SQL (витрины)</w:t>
+            </w:r>
+          </w:p>
+        </w:tc>
+        <w:tc>
+          <w:tcPr>
+            <w:tcW w:type="dxa" w:w="1134"/>
+            <w:shd w:val="clear" w:color="auto" w:fill="EBF3FB"/>
+          </w:tcPr>
+          <w:p>
+            <w:r>
+              <w:rPr>
+                <w:rFonts w:ascii="Calibri" w:hAnsi="Calibri"/>
+                <w:sz w:val="18"/>
+              </w:rPr>
+              <w:t>→</w:t>
+            </w:r>
+          </w:p>
+        </w:tc>
+      </w:tr>
+      <w:tr>
+        <w:tc>
+          <w:tcPr>
+            <w:tcW w:type="dxa" w:w="2551"/>
+          </w:tcPr>
+          <w:p>
+            <w:r>
+              <w:rPr>
+                <w:rFonts w:ascii="Calibri" w:hAnsi="Calibri"/>
+                <w:sz w:val="18"/>
+              </w:rPr>
+              <w:t>Backend / Airflow / Spark</w:t>
+            </w:r>
+          </w:p>
+        </w:tc>
+        <w:tc>
+          <w:tcPr>
+            <w:tcW w:type="dxa" w:w="2551"/>
+          </w:tcPr>
+          <w:p>
+            <w:r>
+              <w:rPr>
+                <w:rFonts w:ascii="Calibri" w:hAnsi="Calibri"/>
+                <w:sz w:val="18"/>
+              </w:rPr>
+              <w:t>Logstash (ELK)</w:t>
+            </w:r>
+          </w:p>
+        </w:tc>
+        <w:tc>
+          <w:tcPr>
+            <w:tcW w:type="dxa" w:w="1984"/>
+          </w:tcPr>
+          <w:p>
+            <w:r>
+              <w:rPr>
+                <w:rFonts w:ascii="Calibri" w:hAnsi="Calibri"/>
+                <w:sz w:val="18"/>
+              </w:rPr>
+              <w:t>logs</w:t>
+            </w:r>
+          </w:p>
+        </w:tc>
+        <w:tc>
+          <w:tcPr>
+            <w:tcW w:type="dxa" w:w="1134"/>
+          </w:tcPr>
+          <w:p>
+            <w:r>
+              <w:rPr>
+                <w:rFonts w:ascii="Calibri" w:hAnsi="Calibri"/>
+                <w:sz w:val="18"/>
+              </w:rPr>
+              <w:t>→ (async)</w:t>
+            </w:r>
+          </w:p>
+        </w:tc>
+      </w:tr>
+      <w:tr>
+        <w:tc>
+          <w:tcPr>
+            <w:tcW w:type="dxa" w:w="2551"/>
+            <w:shd w:val="clear" w:color="auto" w:fill="EBF3FB"/>
+          </w:tcPr>
+          <w:p>
+            <w:r>
+              <w:rPr>
+                <w:rFonts w:ascii="Calibri" w:hAnsi="Calibri"/>
+                <w:sz w:val="18"/>
+              </w:rPr>
+              <w:t>Backend Model</w:t>
+            </w:r>
+          </w:p>
+        </w:tc>
+        <w:tc>
+          <w:tcPr>
+            <w:tcW w:type="dxa" w:w="2551"/>
+            <w:shd w:val="clear" w:color="auto" w:fill="EBF3FB"/>
+          </w:tcPr>
+          <w:p>
+            <w:r>
+              <w:rPr>
+                <w:rFonts w:ascii="Calibri" w:hAnsi="Calibri"/>
+                <w:sz w:val="18"/>
+              </w:rPr>
+              <w:t>Sentry</w:t>
+            </w:r>
+          </w:p>
+        </w:tc>
+        <w:tc>
+          <w:tcPr>
+            <w:tcW w:type="dxa" w:w="1984"/>
+            <w:shd w:val="clear" w:color="auto" w:fill="EBF3FB"/>
+          </w:tcPr>
+          <w:p>
+            <w:r>
+              <w:rPr>
+                <w:rFonts w:ascii="Calibri" w:hAnsi="Calibri"/>
+                <w:sz w:val="18"/>
+              </w:rPr>
+              <w:t>errors</w:t>
+            </w:r>
+          </w:p>
+        </w:tc>
+        <w:tc>
+          <w:tcPr>
+            <w:tcW w:type="dxa" w:w="1134"/>
+            <w:shd w:val="clear" w:color="auto" w:fill="EBF3FB"/>
+          </w:tcPr>
+          <w:p>
+            <w:r>
+              <w:rPr>
+                <w:rFonts w:ascii="Calibri" w:hAnsi="Calibri"/>
+                <w:sz w:val="18"/>
+              </w:rPr>
+              <w:t>→ (async)</w:t>
+            </w:r>
+          </w:p>
+        </w:tc>
+      </w:tr>
+    </w:tbl>
+    <w:p/>
+    <w:p>
+      <w:pPr>
+        <w:pStyle w:val="Heading2"/>
+        <w:spacing w:before="160" w:after="80"/>
+      </w:pPr>
+      <w:r>
+        <w:rPr>
+          <w:rFonts w:ascii="Calibri" w:hAnsi="Calibri"/>
+          <w:b/>
+          <w:color w:val="2E74B5"/>
+          <w:sz w:val="24"/>
+        </w:rPr>
+        <w:t>4.4 Единая C4 Component диаграмма ЭМГ (PR #31)</w:t>
+      </w:r>
+    </w:p>
+    <w:p>
+      <w:pPr>
+        <w:spacing w:after="80" w:before="0"/>
+      </w:pPr>
+      <w:r>
+        <w:rPr>
+          <w:rFonts w:ascii="Calibri" w:hAnsi="Calibri"/>
+          <w:b w:val="0"/>
+          <w:i w:val="0"/>
+          <w:sz w:val="22"/>
+        </w:rPr>
+        <w:t>Единая компонентная диаграмма C4 охватывает весь цифровой контур ЭМГ: 12 контуров-контейнеров, 48 подписанных связей, все 19 строк матрицы интеграций. Диаграмма зафиксирована в файле docs/drawio/09-emg-c4-component.drawio.</w:t>
+      </w:r>
+    </w:p>
+    <w:p>
+      <w:pPr>
+        <w:spacing w:after="80" w:before="0"/>
+      </w:pPr>
+      <w:r>
+        <w:rPr>
+          <w:rFonts w:ascii="Calibri" w:hAnsi="Calibri"/>
+          <w:b w:val="0"/>
+          <w:i w:val="0"/>
+          <w:sz w:val="22"/>
+        </w:rPr>
+        <w:t>Контуры диаграммы:</w:t>
+      </w:r>
+    </w:p>
+    <w:tbl>
+      <w:tblPr>
+        <w:tblStyle w:val="TableGrid"/>
+        <w:tblW w:type="auto" w:w="0"/>
+        <w:jc w:val="left"/>
+        <w:tblLook w:firstColumn="1" w:firstRow="1" w:lastColumn="0" w:lastRow="0" w:noHBand="0" w:noVBand="1" w:val="04A0"/>
+      </w:tblPr>
+      <w:tblGrid>
+        <w:gridCol w:w="4677"/>
+        <w:gridCol w:w="4677"/>
+      </w:tblGrid>
+      <w:tr>
+        <w:tc>
+          <w:tcPr>
+            <w:tcW w:type="dxa" w:w="3402"/>
+            <w:shd w:val="clear" w:color="auto" w:fill="2E74B5"/>
+          </w:tcPr>
+          <w:p>
+            <w:r>
+              <w:rPr>
+                <w:rFonts w:ascii="Calibri" w:hAnsi="Calibri"/>
+                <w:b/>
+                <w:color w:val="FFFFFF"/>
+                <w:sz w:val="18"/>
+              </w:rPr>
+              <w:t>Контур</w:t>
+            </w:r>
+          </w:p>
+        </w:tc>
+        <w:tc>
+          <w:tcPr>
+            <w:tcW w:type="dxa" w:w="5953"/>
+            <w:shd w:val="clear" w:color="auto" w:fill="2E74B5"/>
+          </w:tcPr>
+          <w:p>
+            <w:r>
+              <w:rPr>
+                <w:rFonts w:ascii="Calibri" w:hAnsi="Calibri"/>
+                <w:b/>
+                <w:color w:val="FFFFFF"/>
+                <w:sz w:val="18"/>
+              </w:rPr>
+              <w:t>Состав</w:t>
+            </w:r>
+          </w:p>
+        </w:tc>
+      </w:tr>
+      <w:tr>
+        <w:tc>
+          <w:tcPr>
+            <w:tcW w:type="dxa" w:w="3402"/>
+          </w:tcPr>
+          <w:p>
+            <w:r>
+              <w:rPr>
+                <w:rFonts w:ascii="Calibri" w:hAnsi="Calibri"/>
+                <w:sz w:val="18"/>
+              </w:rPr>
+              <w:t>Организационный контур</w:t>
+            </w:r>
+          </w:p>
+        </w:tc>
+        <w:tc>
+          <w:tcPr>
+            <w:tcW w:type="dxa" w:w="5953"/>
+          </w:tcPr>
+          <w:p>
+            <w:r>
+              <w:rPr>
+                <w:rFonts w:ascii="Calibri" w:hAnsi="Calibri"/>
+                <w:sz w:val="18"/>
+              </w:rPr>
+              <w:t>КЦ КМГ · АО «Эмбамунайгаз» · КМГИ</w:t>
+            </w:r>
+          </w:p>
+        </w:tc>
+      </w:tr>
+      <w:tr>
+        <w:tc>
+          <w:tcPr>
+            <w:tcW w:type="dxa" w:w="3402"/>
+            <w:shd w:val="clear" w:color="auto" w:fill="EBF3FB"/>
+          </w:tcPr>
+          <w:p>
+            <w:r>
+              <w:rPr>
+                <w:rFonts w:ascii="Calibri" w:hAnsi="Calibri"/>
+                <w:sz w:val="18"/>
+              </w:rPr>
+              <w:t>Ядро цифровизации ЭМГ</w:t>
+            </w:r>
+          </w:p>
+        </w:tc>
+        <w:tc>
+          <w:tcPr>
+            <w:tcW w:type="dxa" w:w="5953"/>
+            <w:shd w:val="clear" w:color="auto" w:fill="EBF3FB"/>
+          </w:tcPr>
+          <w:p>
+            <w:r>
+              <w:rPr>
+                <w:rFonts w:ascii="Calibri" w:hAnsi="Calibri"/>
+                <w:sz w:val="18"/>
+              </w:rPr>
+              <w:t>ИС ABAI · ИС «УТО ЭМГ» · АСДЦ</w:t>
+            </w:r>
+          </w:p>
+        </w:tc>
+      </w:tr>
+      <w:tr>
+        <w:tc>
+          <w:tcPr>
+            <w:tcW w:type="dxa" w:w="3402"/>
+          </w:tcPr>
+          <w:p>
+            <w:r>
+              <w:rPr>
+                <w:rFonts w:ascii="Calibri" w:hAnsi="Calibri"/>
+                <w:sz w:val="18"/>
+              </w:rPr>
+              <w:t>ИМ · OT-хаб</w:t>
+            </w:r>
+          </w:p>
+        </w:tc>
+        <w:tc>
+          <w:tcPr>
+            <w:tcW w:type="dxa" w:w="5953"/>
+          </w:tcPr>
+          <w:p>
+            <w:r>
+              <w:rPr>
+                <w:rFonts w:ascii="Calibri" w:hAnsi="Calibri"/>
+                <w:sz w:val="18"/>
+              </w:rPr>
+              <w:t>Интеллектуальное месторождение (cmv2, 10.32.10.99)</w:t>
+            </w:r>
+          </w:p>
+        </w:tc>
+      </w:tr>
+      <w:tr>
+        <w:tc>
+          <w:tcPr>
+            <w:tcW w:type="dxa" w:w="3402"/>
+            <w:shd w:val="clear" w:color="auto" w:fill="EBF3FB"/>
+          </w:tcPr>
+          <w:p>
+            <w:r>
+              <w:rPr>
+                <w:rFonts w:ascii="Calibri" w:hAnsi="Calibri"/>
+                <w:sz w:val="18"/>
+              </w:rPr>
+              <w:t>Промышленный контур (OT)</w:t>
+            </w:r>
+          </w:p>
+        </w:tc>
+        <w:tc>
+          <w:tcPr>
+            <w:tcW w:type="dxa" w:w="5953"/>
+            <w:shd w:val="clear" w:color="auto" w:fill="EBF3FB"/>
+          </w:tcPr>
+          <w:p>
+            <w:r>
+              <w:rPr>
+                <w:rFonts w:ascii="Calibri" w:hAnsi="Calibri"/>
+                <w:sz w:val="18"/>
+              </w:rPr>
+              <w:t>ИСУН · АСУТП/ТМ · ТМ АГЗУ · КУУН НПС-3 · СДМО · KTM Floboss</w:t>
+            </w:r>
+          </w:p>
+        </w:tc>
+      </w:tr>
+      <w:tr>
+        <w:tc>
+          <w:tcPr>
+            <w:tcW w:type="dxa" w:w="3402"/>
+          </w:tcPr>
+          <w:p>
+            <w:r>
+              <w:rPr>
+                <w:rFonts w:ascii="Calibri" w:hAnsi="Calibri"/>
+                <w:sz w:val="18"/>
+              </w:rPr>
+              <w:t>Бизнес-системы и корпоративные порталы</w:t>
+            </w:r>
+          </w:p>
+        </w:tc>
+        <w:tc>
+          <w:tcPr>
+            <w:tcW w:type="dxa" w:w="5953"/>
+          </w:tcPr>
+          <w:p>
+            <w:r>
+              <w:rPr>
+                <w:rFonts w:ascii="Calibri" w:hAnsi="Calibri"/>
+                <w:sz w:val="18"/>
+              </w:rPr>
+              <w:t>Directum/САПФИР · ИСОТ/ЭНД · СДД · БДА · Портал Team · Интранет · ИСУП · ИС «УТО» · КГИС · Procu/Price · sPoint · Argus Pro</w:t>
+            </w:r>
+          </w:p>
+        </w:tc>
+      </w:tr>
+      <w:tr>
+        <w:tc>
+          <w:tcPr>
+            <w:tcW w:type="dxa" w:w="3402"/>
+            <w:shd w:val="clear" w:color="auto" w:fill="EBF3FB"/>
+          </w:tcPr>
+          <w:p>
+            <w:r>
+              <w:rPr>
+                <w:rFonts w:ascii="Calibri" w:hAnsi="Calibri"/>
+                <w:sz w:val="18"/>
+              </w:rPr>
+              <w:t>Документооборот и архив</w:t>
+            </w:r>
+          </w:p>
+        </w:tc>
+        <w:tc>
+          <w:tcPr>
+            <w:tcW w:type="dxa" w:w="5953"/>
+            <w:shd w:val="clear" w:color="auto" w:fill="EBF3FB"/>
+          </w:tcPr>
+          <w:p>
+            <w:r>
+              <w:rPr>
+                <w:rFonts w:ascii="Calibri" w:hAnsi="Calibri"/>
+                <w:sz w:val="18"/>
+              </w:rPr>
+              <w:t>Alfresco (ЭА) · Электронный архив (Documentum / Азия-Софт)</w:t>
+            </w:r>
+          </w:p>
+        </w:tc>
+      </w:tr>
+      <w:tr>
+        <w:tc>
+          <w:tcPr>
+            <w:tcW w:type="dxa" w:w="3402"/>
+          </w:tcPr>
+          <w:p>
+            <w:r>
+              <w:rPr>
+                <w:rFonts w:ascii="Calibri" w:hAnsi="Calibri"/>
+                <w:sz w:val="18"/>
+              </w:rPr>
+              <w:t>SAP ERP — корпоративный хаб</w:t>
+            </w:r>
+          </w:p>
+        </w:tc>
+        <w:tc>
+          <w:tcPr>
+            <w:tcW w:type="dxa" w:w="5953"/>
+          </w:tcPr>
+          <w:p>
+            <w:r>
+              <w:rPr>
+                <w:rFonts w:ascii="Calibri" w:hAnsi="Calibri"/>
+                <w:sz w:val="18"/>
+              </w:rPr>
+              <w:t>SAP ERP · AVR</w:t>
+            </w:r>
+          </w:p>
+        </w:tc>
+      </w:tr>
+      <w:tr>
+        <w:tc>
+          <w:tcPr>
+            <w:tcW w:type="dxa" w:w="3402"/>
+            <w:shd w:val="clear" w:color="auto" w:fill="EBF3FB"/>
+          </w:tcPr>
+          <w:p>
+            <w:r>
+              <w:rPr>
+                <w:rFonts w:ascii="Calibri" w:hAnsi="Calibri"/>
+                <w:sz w:val="18"/>
+              </w:rPr>
+              <w:t>Финансы и планирование</w:t>
+            </w:r>
+          </w:p>
+        </w:tc>
+        <w:tc>
+          <w:tcPr>
+            <w:tcW w:type="dxa" w:w="5953"/>
+            <w:shd w:val="clear" w:color="auto" w:fill="EBF3FB"/>
+          </w:tcPr>
+          <w:p>
+            <w:r>
+              <w:rPr>
+                <w:rFonts w:ascii="Calibri" w:hAnsi="Calibri"/>
+                <w:sz w:val="18"/>
+              </w:rPr>
+              <w:t>SAS-FM · FC · Нацбанк · БВУ · ИС ЭСФ · 1С (зарплата) · СИЗ · Platts.com</w:t>
+            </w:r>
+          </w:p>
+        </w:tc>
+      </w:tr>
+      <w:tr>
+        <w:tc>
+          <w:tcPr>
+            <w:tcW w:type="dxa" w:w="3402"/>
+          </w:tcPr>
+          <w:p>
+            <w:r>
+              <w:rPr>
+                <w:rFonts w:ascii="Calibri" w:hAnsi="Calibri"/>
+                <w:sz w:val="18"/>
+              </w:rPr>
+              <w:t>Кадры и персонал</w:t>
+            </w:r>
+          </w:p>
+        </w:tc>
+        <w:tc>
+          <w:tcPr>
+            <w:tcW w:type="dxa" w:w="5953"/>
+          </w:tcPr>
+          <w:p>
+            <w:r>
+              <w:rPr>
+                <w:rFonts w:ascii="Calibri" w:hAnsi="Calibri"/>
+                <w:sz w:val="18"/>
+              </w:rPr>
+              <w:t>ПК «Управление персоналом» · E-Pass</w:t>
+            </w:r>
+          </w:p>
+        </w:tc>
+      </w:tr>
+      <w:tr>
+        <w:tc>
+          <w:tcPr>
+            <w:tcW w:type="dxa" w:w="3402"/>
+            <w:shd w:val="clear" w:color="auto" w:fill="EBF3FB"/>
+          </w:tcPr>
+          <w:p>
+            <w:r>
+              <w:rPr>
+                <w:rFonts w:ascii="Calibri" w:hAnsi="Calibri"/>
+                <w:sz w:val="18"/>
+              </w:rPr>
+              <w:t>Служба каталогов</w:t>
+            </w:r>
+          </w:p>
+        </w:tc>
+        <w:tc>
+          <w:tcPr>
+            <w:tcW w:type="dxa" w:w="5953"/>
+            <w:shd w:val="clear" w:color="auto" w:fill="EBF3FB"/>
+          </w:tcPr>
+          <w:p>
+            <w:r>
+              <w:rPr>
+                <w:rFonts w:ascii="Calibri" w:hAnsi="Calibri"/>
+                <w:sz w:val="18"/>
+              </w:rPr>
+              <w:t>Active Directory (LDAP)</w:t>
+            </w:r>
+          </w:p>
+        </w:tc>
+      </w:tr>
+      <w:tr>
+        <w:tc>
+          <w:tcPr>
+            <w:tcW w:type="dxa" w:w="3402"/>
+          </w:tcPr>
+          <w:p>
+            <w:r>
+              <w:rPr>
+                <w:rFonts w:ascii="Calibri" w:hAnsi="Calibri"/>
+                <w:sz w:val="18"/>
+              </w:rPr>
+              <w:t>Информационная безопасность</w:t>
+            </w:r>
+          </w:p>
+        </w:tc>
+        <w:tc>
+          <w:tcPr>
+            <w:tcW w:type="dxa" w:w="5953"/>
+          </w:tcPr>
+          <w:p>
+            <w:r>
+              <w:rPr>
+                <w:rFonts w:ascii="Calibri" w:hAnsi="Calibri"/>
+                <w:sz w:val="18"/>
+              </w:rPr>
+              <w:t>Solar Dozor (DLP) · Forcepoint Web Gateway · FUDO PAM · MS Exchange · Жулдыз</w:t>
+            </w:r>
+          </w:p>
+        </w:tc>
+      </w:tr>
+      <w:tr>
+        <w:tc>
+          <w:tcPr>
+            <w:tcW w:type="dxa" w:w="3402"/>
+            <w:shd w:val="clear" w:color="auto" w:fill="EBF3FB"/>
+          </w:tcPr>
+          <w:p>
+            <w:r>
+              <w:rPr>
+                <w:rFonts w:ascii="Calibri" w:hAnsi="Calibri"/>
+                <w:sz w:val="18"/>
+              </w:rPr>
+              <w:t>Технические интеграции / НСИ</w:t>
+            </w:r>
+          </w:p>
+        </w:tc>
+        <w:tc>
+          <w:tcPr>
+            <w:tcW w:type="dxa" w:w="5953"/>
+            <w:shd w:val="clear" w:color="auto" w:fill="EBF3FB"/>
+          </w:tcPr>
+          <w:p>
+            <w:r>
+              <w:rPr>
+                <w:rFonts w:ascii="Calibri" w:hAnsi="Calibri"/>
+                <w:sz w:val="18"/>
+              </w:rPr>
+              <w:t>КХД АО НК КМГ · АСУ НСИ · ИСЭЗ</w:t>
+            </w:r>
+          </w:p>
+        </w:tc>
+      </w:tr>
+    </w:tbl>
+    <w:p/>
+    <w:p>
+      <w:pPr>
+        <w:spacing w:after="80" w:before="0"/>
+      </w:pPr>
+      <w:r>
+        <w:rPr>
+          <w:rFonts w:ascii="Calibri" w:hAnsi="Calibri"/>
+          <w:b/>
+          <w:i w:val="0"/>
+          <w:sz w:val="22"/>
+        </w:rPr>
+        <w:t>Полная матрица связей C4 ЭМГ (48 потоков):</w:t>
+      </w:r>
+    </w:p>
+    <w:tbl>
+      <w:tblPr>
+        <w:tblStyle w:val="TableGrid"/>
+        <w:tblW w:type="auto" w:w="0"/>
+        <w:jc w:val="left"/>
+        <w:tblLook w:firstColumn="1" w:firstRow="1" w:lastColumn="0" w:lastRow="0" w:noHBand="0" w:noVBand="1" w:val="04A0"/>
+      </w:tblPr>
+      <w:tblGrid>
+        <w:gridCol w:w="1871"/>
+        <w:gridCol w:w="1871"/>
+        <w:gridCol w:w="1871"/>
+        <w:gridCol w:w="1871"/>
+        <w:gridCol w:w="1871"/>
+      </w:tblGrid>
+      <w:tr>
+        <w:tc>
+          <w:tcPr>
+            <w:tcW w:type="dxa" w:w="2551"/>
+            <w:shd w:val="clear" w:color="auto" w:fill="2E74B5"/>
+          </w:tcPr>
+          <w:p>
+            <w:r>
+              <w:rPr>
+                <w:rFonts w:ascii="Calibri" w:hAnsi="Calibri"/>
+                <w:b/>
+                <w:color w:val="FFFFFF"/>
+                <w:sz w:val="18"/>
+              </w:rPr>
+              <w:t>Источник</w:t>
+            </w:r>
+          </w:p>
+        </w:tc>
+        <w:tc>
+          <w:tcPr>
+            <w:tcW w:type="dxa" w:w="2268"/>
+            <w:shd w:val="clear" w:color="auto" w:fill="2E74B5"/>
+          </w:tcPr>
+          <w:p>
+            <w:r>
+              <w:rPr>
+                <w:rFonts w:ascii="Calibri" w:hAnsi="Calibri"/>
+                <w:b/>
+                <w:color w:val="FFFFFF"/>
+                <w:sz w:val="18"/>
+              </w:rPr>
+              <w:t>Приёмник</w:t>
+            </w:r>
+          </w:p>
+        </w:tc>
+        <w:tc>
+          <w:tcPr>
+            <w:tcW w:type="dxa" w:w="1984"/>
+            <w:shd w:val="clear" w:color="auto" w:fill="2E74B5"/>
+          </w:tcPr>
+          <w:p>
+            <w:r>
+              <w:rPr>
+                <w:rFonts w:ascii="Calibri" w:hAnsi="Calibri"/>
+                <w:b/>
+                <w:color w:val="FFFFFF"/>
+                <w:sz w:val="18"/>
+              </w:rPr>
+              <w:t>Протокол / формат</w:t>
+            </w:r>
+          </w:p>
+        </w:tc>
+        <w:tc>
+          <w:tcPr>
+            <w:tcW w:type="dxa" w:w="1417"/>
+            <w:shd w:val="clear" w:color="auto" w:fill="2E74B5"/>
+          </w:tcPr>
+          <w:p>
+            <w:r>
+              <w:rPr>
+                <w:rFonts w:ascii="Calibri" w:hAnsi="Calibri"/>
+                <w:b/>
+                <w:color w:val="FFFFFF"/>
+                <w:sz w:val="18"/>
+              </w:rPr>
+              <w:t>Тип</w:t>
+            </w:r>
+          </w:p>
+        </w:tc>
+        <w:tc>
+          <w:tcPr>
+            <w:tcW w:type="dxa" w:w="1134"/>
+            <w:shd w:val="clear" w:color="auto" w:fill="2E74B5"/>
+          </w:tcPr>
+          <w:p>
+            <w:r>
+              <w:rPr>
+                <w:rFonts w:ascii="Calibri" w:hAnsi="Calibri"/>
+                <w:b/>
+                <w:color w:val="FFFFFF"/>
+                <w:sz w:val="18"/>
+              </w:rPr>
+              <w:t>Направление</w:t>
+            </w:r>
+          </w:p>
+        </w:tc>
+      </w:tr>
+      <w:tr>
+        <w:tc>
+          <w:tcPr>
+            <w:tcW w:type="dxa" w:w="2551"/>
+          </w:tcPr>
+          <w:p>
+            <w:r>
+              <w:rPr>
+                <w:rFonts w:ascii="Calibri" w:hAnsi="Calibri"/>
+                <w:sz w:val="18"/>
+              </w:rPr>
+              <w:t>ИСУН</w:t>
+            </w:r>
+          </w:p>
+        </w:tc>
+        <w:tc>
+          <w:tcPr>
+            <w:tcW w:type="dxa" w:w="2268"/>
+          </w:tcPr>
+          <w:p>
+            <w:r>
+              <w:rPr>
+                <w:rFonts w:ascii="Calibri" w:hAnsi="Calibri"/>
+                <w:sz w:val="18"/>
+              </w:rPr>
+              <w:t>ИМ (10.32.10.99)</w:t>
+            </w:r>
+          </w:p>
+        </w:tc>
+        <w:tc>
+          <w:tcPr>
+            <w:tcW w:type="dxa" w:w="1984"/>
+          </w:tcPr>
+          <w:p>
+            <w:r>
+              <w:rPr>
+                <w:rFonts w:ascii="Calibri" w:hAnsi="Calibri"/>
+                <w:sz w:val="18"/>
+              </w:rPr>
+              <w:t>OPC DA · 2ч</w:t>
+            </w:r>
+          </w:p>
+        </w:tc>
+        <w:tc>
+          <w:tcPr>
+            <w:tcW w:type="dxa" w:w="1417"/>
+          </w:tcPr>
+          <w:p>
+            <w:r>
+              <w:rPr>
+                <w:rFonts w:ascii="Calibri" w:hAnsi="Calibri"/>
+                <w:sz w:val="18"/>
+              </w:rPr>
+              <w:t>Реальное время</w:t>
+            </w:r>
+          </w:p>
+        </w:tc>
+        <w:tc>
+          <w:tcPr>
+            <w:tcW w:type="dxa" w:w="1134"/>
+          </w:tcPr>
+          <w:p>
+            <w:r>
+              <w:rPr>
+                <w:rFonts w:ascii="Calibri" w:hAnsi="Calibri"/>
+                <w:sz w:val="18"/>
+              </w:rPr>
+              <w:t>→</w:t>
+            </w:r>
+          </w:p>
+        </w:tc>
+      </w:tr>
+      <w:tr>
+        <w:tc>
+          <w:tcPr>
+            <w:tcW w:type="dxa" w:w="2551"/>
+            <w:shd w:val="clear" w:color="auto" w:fill="EBF3FB"/>
+          </w:tcPr>
+          <w:p>
+            <w:r>
+              <w:rPr>
+                <w:rFonts w:ascii="Calibri" w:hAnsi="Calibri"/>
+                <w:sz w:val="18"/>
+              </w:rPr>
+              <w:t>АСУТП / ТМ</w:t>
+            </w:r>
+          </w:p>
+        </w:tc>
+        <w:tc>
+          <w:tcPr>
+            <w:tcW w:type="dxa" w:w="2268"/>
+            <w:shd w:val="clear" w:color="auto" w:fill="EBF3FB"/>
+          </w:tcPr>
+          <w:p>
+            <w:r>
+              <w:rPr>
+                <w:rFonts w:ascii="Calibri" w:hAnsi="Calibri"/>
+                <w:sz w:val="18"/>
+              </w:rPr>
+              <w:t>ИМ (10.32.10.99)</w:t>
+            </w:r>
+          </w:p>
+        </w:tc>
+        <w:tc>
+          <w:tcPr>
+            <w:tcW w:type="dxa" w:w="1984"/>
+            <w:shd w:val="clear" w:color="auto" w:fill="EBF3FB"/>
+          </w:tcPr>
+          <w:p>
+            <w:r>
+              <w:rPr>
+                <w:rFonts w:ascii="Calibri" w:hAnsi="Calibri"/>
+                <w:sz w:val="18"/>
+              </w:rPr>
+              <w:t>OPC UA · 5мин</w:t>
+            </w:r>
+          </w:p>
+        </w:tc>
+        <w:tc>
+          <w:tcPr>
+            <w:tcW w:type="dxa" w:w="1417"/>
+            <w:shd w:val="clear" w:color="auto" w:fill="EBF3FB"/>
+          </w:tcPr>
+          <w:p>
+            <w:r>
+              <w:rPr>
+                <w:rFonts w:ascii="Calibri" w:hAnsi="Calibri"/>
+                <w:sz w:val="18"/>
+              </w:rPr>
+              <w:t>Реальное время</w:t>
+            </w:r>
+          </w:p>
+        </w:tc>
+        <w:tc>
+          <w:tcPr>
+            <w:tcW w:type="dxa" w:w="1134"/>
+            <w:shd w:val="clear" w:color="auto" w:fill="EBF3FB"/>
+          </w:tcPr>
+          <w:p>
+            <w:r>
+              <w:rPr>
+                <w:rFonts w:ascii="Calibri" w:hAnsi="Calibri"/>
+                <w:sz w:val="18"/>
+              </w:rPr>
+              <w:t>→</w:t>
+            </w:r>
+          </w:p>
+        </w:tc>
+      </w:tr>
+      <w:tr>
+        <w:tc>
+          <w:tcPr>
+            <w:tcW w:type="dxa" w:w="2551"/>
+          </w:tcPr>
+          <w:p>
+            <w:r>
+              <w:rPr>
+                <w:rFonts w:ascii="Calibri" w:hAnsi="Calibri"/>
+                <w:sz w:val="18"/>
+              </w:rPr>
+              <w:t>ТМ АГЗУ</w:t>
+            </w:r>
+          </w:p>
+        </w:tc>
+        <w:tc>
+          <w:tcPr>
+            <w:tcW w:type="dxa" w:w="2268"/>
+          </w:tcPr>
+          <w:p>
+            <w:r>
+              <w:rPr>
+                <w:rFonts w:ascii="Calibri" w:hAnsi="Calibri"/>
+                <w:sz w:val="18"/>
+              </w:rPr>
+              <w:t>ИМ (10.32.10.99)</w:t>
+            </w:r>
+          </w:p>
+        </w:tc>
+        <w:tc>
+          <w:tcPr>
+            <w:tcW w:type="dxa" w:w="1984"/>
+          </w:tcPr>
+          <w:p>
+            <w:r>
+              <w:rPr>
+                <w:rFonts w:ascii="Calibri" w:hAnsi="Calibri"/>
+                <w:sz w:val="18"/>
+              </w:rPr>
+              <w:t>OPC UA / ODBC · 5мин</w:t>
+            </w:r>
+          </w:p>
+        </w:tc>
+        <w:tc>
+          <w:tcPr>
+            <w:tcW w:type="dxa" w:w="1417"/>
+          </w:tcPr>
+          <w:p>
+            <w:r>
+              <w:rPr>
+                <w:rFonts w:ascii="Calibri" w:hAnsi="Calibri"/>
+                <w:sz w:val="18"/>
+              </w:rPr>
+              <w:t>Реальное время</w:t>
+            </w:r>
+          </w:p>
+        </w:tc>
+        <w:tc>
+          <w:tcPr>
+            <w:tcW w:type="dxa" w:w="1134"/>
+          </w:tcPr>
+          <w:p>
+            <w:r>
+              <w:rPr>
+                <w:rFonts w:ascii="Calibri" w:hAnsi="Calibri"/>
+                <w:sz w:val="18"/>
+              </w:rPr>
+              <w:t>→</w:t>
+            </w:r>
+          </w:p>
+        </w:tc>
+      </w:tr>
+      <w:tr>
+        <w:tc>
+          <w:tcPr>
+            <w:tcW w:type="dxa" w:w="2551"/>
+            <w:shd w:val="clear" w:color="auto" w:fill="EBF3FB"/>
+          </w:tcPr>
+          <w:p>
+            <w:r>
+              <w:rPr>
+                <w:rFonts w:ascii="Calibri" w:hAnsi="Calibri"/>
+                <w:sz w:val="18"/>
+              </w:rPr>
+              <w:t>СДМО (Danfoss)</w:t>
+            </w:r>
+          </w:p>
+        </w:tc>
+        <w:tc>
+          <w:tcPr>
+            <w:tcW w:type="dxa" w:w="2268"/>
+            <w:shd w:val="clear" w:color="auto" w:fill="EBF3FB"/>
+          </w:tcPr>
+          <w:p>
+            <w:r>
+              <w:rPr>
+                <w:rFonts w:ascii="Calibri" w:hAnsi="Calibri"/>
+                <w:sz w:val="18"/>
+              </w:rPr>
+              <w:t>ИМ (10.32.10.99)</w:t>
+            </w:r>
+          </w:p>
+        </w:tc>
+        <w:tc>
+          <w:tcPr>
+            <w:tcW w:type="dxa" w:w="1984"/>
+            <w:shd w:val="clear" w:color="auto" w:fill="EBF3FB"/>
+          </w:tcPr>
+          <w:p>
+            <w:r>
+              <w:rPr>
+                <w:rFonts w:ascii="Calibri" w:hAnsi="Calibri"/>
+                <w:sz w:val="18"/>
+              </w:rPr>
+              <w:t>MySQL ODBC · 1ч</w:t>
+            </w:r>
+          </w:p>
+        </w:tc>
+        <w:tc>
+          <w:tcPr>
+            <w:tcW w:type="dxa" w:w="1417"/>
+            <w:shd w:val="clear" w:color="auto" w:fill="EBF3FB"/>
+          </w:tcPr>
+          <w:p>
+            <w:r>
+              <w:rPr>
+                <w:rFonts w:ascii="Calibri" w:hAnsi="Calibri"/>
+                <w:sz w:val="18"/>
+              </w:rPr>
+              <w:t>Пакетная</w:t>
+            </w:r>
+          </w:p>
+        </w:tc>
+        <w:tc>
+          <w:tcPr>
+            <w:tcW w:type="dxa" w:w="1134"/>
+            <w:shd w:val="clear" w:color="auto" w:fill="EBF3FB"/>
+          </w:tcPr>
+          <w:p>
+            <w:r>
+              <w:rPr>
+                <w:rFonts w:ascii="Calibri" w:hAnsi="Calibri"/>
+                <w:sz w:val="18"/>
+              </w:rPr>
+              <w:t>→</w:t>
+            </w:r>
+          </w:p>
+        </w:tc>
+      </w:tr>
+      <w:tr>
+        <w:tc>
+          <w:tcPr>
+            <w:tcW w:type="dxa" w:w="2551"/>
+          </w:tcPr>
+          <w:p>
+            <w:r>
+              <w:rPr>
+                <w:rFonts w:ascii="Calibri" w:hAnsi="Calibri"/>
+                <w:sz w:val="18"/>
+              </w:rPr>
+              <w:t>КУУН НПС-3</w:t>
+            </w:r>
+          </w:p>
+        </w:tc>
+        <w:tc>
+          <w:tcPr>
+            <w:tcW w:type="dxa" w:w="2268"/>
+          </w:tcPr>
+          <w:p>
+            <w:r>
+              <w:rPr>
+                <w:rFonts w:ascii="Calibri" w:hAnsi="Calibri"/>
+                <w:sz w:val="18"/>
+              </w:rPr>
+              <w:t>ИМ (10.32.10.99)</w:t>
+            </w:r>
+          </w:p>
+        </w:tc>
+        <w:tc>
+          <w:tcPr>
+            <w:tcW w:type="dxa" w:w="1984"/>
+          </w:tcPr>
+          <w:p>
+            <w:r>
+              <w:rPr>
+                <w:rFonts w:ascii="Calibri" w:hAnsi="Calibri"/>
+                <w:sz w:val="18"/>
+              </w:rPr>
+              <w:t>Modbus TCP · 2ч</w:t>
+            </w:r>
+          </w:p>
+        </w:tc>
+        <w:tc>
+          <w:tcPr>
+            <w:tcW w:type="dxa" w:w="1417"/>
+          </w:tcPr>
+          <w:p>
+            <w:r>
+              <w:rPr>
+                <w:rFonts w:ascii="Calibri" w:hAnsi="Calibri"/>
+                <w:sz w:val="18"/>
+              </w:rPr>
+              <w:t>Реальное время</w:t>
+            </w:r>
+          </w:p>
+        </w:tc>
+        <w:tc>
+          <w:tcPr>
+            <w:tcW w:type="dxa" w:w="1134"/>
+          </w:tcPr>
+          <w:p>
+            <w:r>
+              <w:rPr>
+                <w:rFonts w:ascii="Calibri" w:hAnsi="Calibri"/>
+                <w:sz w:val="18"/>
+              </w:rPr>
+              <w:t>→</w:t>
+            </w:r>
+          </w:p>
+        </w:tc>
+      </w:tr>
+      <w:tr>
+        <w:tc>
+          <w:tcPr>
+            <w:tcW w:type="dxa" w:w="2551"/>
+            <w:shd w:val="clear" w:color="auto" w:fill="EBF3FB"/>
+          </w:tcPr>
+          <w:p>
+            <w:r>
+              <w:rPr>
+                <w:rFonts w:ascii="Calibri" w:hAnsi="Calibri"/>
+                <w:sz w:val="18"/>
+              </w:rPr>
+              <w:t>KTM Floboss</w:t>
+            </w:r>
+          </w:p>
+        </w:tc>
+        <w:tc>
+          <w:tcPr>
+            <w:tcW w:type="dxa" w:w="2268"/>
+            <w:shd w:val="clear" w:color="auto" w:fill="EBF3FB"/>
+          </w:tcPr>
+          <w:p>
+            <w:r>
+              <w:rPr>
+                <w:rFonts w:ascii="Calibri" w:hAnsi="Calibri"/>
+                <w:sz w:val="18"/>
+              </w:rPr>
+              <w:t>ИМ (10.32.10.99)</w:t>
+            </w:r>
+          </w:p>
+        </w:tc>
+        <w:tc>
+          <w:tcPr>
+            <w:tcW w:type="dxa" w:w="1984"/>
+            <w:shd w:val="clear" w:color="auto" w:fill="EBF3FB"/>
+          </w:tcPr>
+          <w:p>
+            <w:r>
+              <w:rPr>
+                <w:rFonts w:ascii="Calibri" w:hAnsi="Calibri"/>
+                <w:sz w:val="18"/>
+              </w:rPr>
+              <w:t>SQL (PyMySQL)</w:t>
+            </w:r>
+          </w:p>
+        </w:tc>
+        <w:tc>
+          <w:tcPr>
+            <w:tcW w:type="dxa" w:w="1417"/>
+            <w:shd w:val="clear" w:color="auto" w:fill="EBF3FB"/>
+          </w:tcPr>
+          <w:p>
+            <w:r>
+              <w:rPr>
+                <w:rFonts w:ascii="Calibri" w:hAnsi="Calibri"/>
+                <w:sz w:val="18"/>
+              </w:rPr>
+              <w:t>Пакетная (вручную)</w:t>
+            </w:r>
+          </w:p>
+        </w:tc>
+        <w:tc>
+          <w:tcPr>
+            <w:tcW w:type="dxa" w:w="1134"/>
+            <w:shd w:val="clear" w:color="auto" w:fill="EBF3FB"/>
+          </w:tcPr>
+          <w:p>
+            <w:r>
+              <w:rPr>
+                <w:rFonts w:ascii="Calibri" w:hAnsi="Calibri"/>
+                <w:sz w:val="18"/>
+              </w:rPr>
+              <w:t>→</w:t>
+            </w:r>
+          </w:p>
+        </w:tc>
+      </w:tr>
+      <w:tr>
+        <w:tc>
+          <w:tcPr>
+            <w:tcW w:type="dxa" w:w="2551"/>
+          </w:tcPr>
+          <w:p>
+            <w:r>
+              <w:rPr>
+                <w:rFonts w:ascii="Calibri" w:hAnsi="Calibri"/>
+                <w:sz w:val="18"/>
+              </w:rPr>
+              <w:t>ИС ABAI</w:t>
+            </w:r>
+          </w:p>
+        </w:tc>
+        <w:tc>
+          <w:tcPr>
+            <w:tcW w:type="dxa" w:w="2268"/>
+          </w:tcPr>
+          <w:p>
+            <w:r>
+              <w:rPr>
+                <w:rFonts w:ascii="Calibri" w:hAnsi="Calibri"/>
+                <w:sz w:val="18"/>
+              </w:rPr>
+              <w:t>ИМ (10.32.10.99)</w:t>
+            </w:r>
+          </w:p>
+        </w:tc>
+        <w:tc>
+          <w:tcPr>
+            <w:tcW w:type="dxa" w:w="1984"/>
+          </w:tcPr>
+          <w:p>
+            <w:r>
+              <w:rPr>
+                <w:rFonts w:ascii="Calibri" w:hAnsi="Calibri"/>
+                <w:sz w:val="18"/>
+              </w:rPr>
+              <w:t>SQL read · 08:00/13:30/18:00</w:t>
+            </w:r>
+          </w:p>
+        </w:tc>
+        <w:tc>
+          <w:tcPr>
+            <w:tcW w:type="dxa" w:w="1417"/>
+          </w:tcPr>
+          <w:p>
+            <w:r>
+              <w:rPr>
+                <w:rFonts w:ascii="Calibri" w:hAnsi="Calibri"/>
+                <w:sz w:val="18"/>
+              </w:rPr>
+              <w:t>Пакетная</w:t>
+            </w:r>
+          </w:p>
+        </w:tc>
+        <w:tc>
+          <w:tcPr>
+            <w:tcW w:type="dxa" w:w="1134"/>
+          </w:tcPr>
+          <w:p>
+            <w:r>
+              <w:rPr>
+                <w:rFonts w:ascii="Calibri" w:hAnsi="Calibri"/>
+                <w:sz w:val="18"/>
+              </w:rPr>
+              <w:t>→</w:t>
+            </w:r>
+          </w:p>
+        </w:tc>
+      </w:tr>
+      <w:tr>
+        <w:tc>
+          <w:tcPr>
+            <w:tcW w:type="dxa" w:w="2551"/>
+            <w:shd w:val="clear" w:color="auto" w:fill="EBF3FB"/>
+          </w:tcPr>
+          <w:p>
+            <w:r>
+              <w:rPr>
+                <w:rFonts w:ascii="Calibri" w:hAnsi="Calibri"/>
+                <w:sz w:val="18"/>
+              </w:rPr>
+              <w:t>АСДЦ</w:t>
+            </w:r>
+          </w:p>
+        </w:tc>
+        <w:tc>
+          <w:tcPr>
+            <w:tcW w:type="dxa" w:w="2268"/>
+            <w:shd w:val="clear" w:color="auto" w:fill="EBF3FB"/>
+          </w:tcPr>
+          <w:p>
+            <w:r>
+              <w:rPr>
+                <w:rFonts w:ascii="Calibri" w:hAnsi="Calibri"/>
+                <w:sz w:val="18"/>
+              </w:rPr>
+              <w:t>ИМ (10.32.10.99)</w:t>
+            </w:r>
+          </w:p>
+        </w:tc>
+        <w:tc>
+          <w:tcPr>
+            <w:tcW w:type="dxa" w:w="1984"/>
+            <w:shd w:val="clear" w:color="auto" w:fill="EBF3FB"/>
+          </w:tcPr>
+          <w:p>
+            <w:r>
+              <w:rPr>
+                <w:rFonts w:ascii="Calibri" w:hAnsi="Calibri"/>
+                <w:sz w:val="18"/>
+              </w:rPr>
+              <w:t>диспетчеризация</w:t>
+            </w:r>
+          </w:p>
+        </w:tc>
+        <w:tc>
+          <w:tcPr>
+            <w:tcW w:type="dxa" w:w="1417"/>
+            <w:shd w:val="clear" w:color="auto" w:fill="EBF3FB"/>
+          </w:tcPr>
+          <w:p>
+            <w:r>
+              <w:rPr>
+                <w:rFonts w:ascii="Calibri" w:hAnsi="Calibri"/>
+                <w:sz w:val="18"/>
+              </w:rPr>
+              <w:t>Async</w:t>
+            </w:r>
+          </w:p>
+        </w:tc>
+        <w:tc>
+          <w:tcPr>
+            <w:tcW w:type="dxa" w:w="1134"/>
+            <w:shd w:val="clear" w:color="auto" w:fill="EBF3FB"/>
+          </w:tcPr>
+          <w:p>
+            <w:r>
+              <w:rPr>
+                <w:rFonts w:ascii="Calibri" w:hAnsi="Calibri"/>
+                <w:sz w:val="18"/>
+              </w:rPr>
+              <w:t>→ (пунктир)</w:t>
+            </w:r>
+          </w:p>
+        </w:tc>
+      </w:tr>
+      <w:tr>
+        <w:tc>
+          <w:tcPr>
+            <w:tcW w:type="dxa" w:w="2551"/>
+          </w:tcPr>
+          <w:p>
+            <w:r>
+              <w:rPr>
+                <w:rFonts w:ascii="Calibri" w:hAnsi="Calibri"/>
+                <w:sz w:val="18"/>
+              </w:rPr>
+              <w:t>ИМ (10.32.10.99)</w:t>
+            </w:r>
+          </w:p>
+        </w:tc>
+        <w:tc>
+          <w:tcPr>
+            <w:tcW w:type="dxa" w:w="2268"/>
+          </w:tcPr>
+          <w:p>
+            <w:r>
+              <w:rPr>
+                <w:rFonts w:ascii="Calibri" w:hAnsi="Calibri"/>
+                <w:sz w:val="18"/>
+              </w:rPr>
+              <w:t>Аналитика ЭМГ :8099</w:t>
+            </w:r>
+          </w:p>
+        </w:tc>
+        <w:tc>
+          <w:tcPr>
+            <w:tcW w:type="dxa" w:w="1984"/>
+          </w:tcPr>
+          <w:p>
+            <w:r>
+              <w:rPr>
+                <w:rFonts w:ascii="Calibri" w:hAnsi="Calibri"/>
+                <w:sz w:val="18"/>
+              </w:rPr>
+              <w:t>REST JSON · 5мин</w:t>
+            </w:r>
+          </w:p>
+        </w:tc>
+        <w:tc>
+          <w:tcPr>
+            <w:tcW w:type="dxa" w:w="1417"/>
+          </w:tcPr>
+          <w:p>
+            <w:r>
+              <w:rPr>
+                <w:rFonts w:ascii="Calibri" w:hAnsi="Calibri"/>
+                <w:sz w:val="18"/>
+              </w:rPr>
+              <w:t>Реальное время</w:t>
+            </w:r>
+          </w:p>
+        </w:tc>
+        <w:tc>
+          <w:tcPr>
+            <w:tcW w:type="dxa" w:w="1134"/>
+          </w:tcPr>
+          <w:p>
+            <w:r>
+              <w:rPr>
+                <w:rFonts w:ascii="Calibri" w:hAnsi="Calibri"/>
+                <w:sz w:val="18"/>
+              </w:rPr>
+              <w:t>→</w:t>
+            </w:r>
+          </w:p>
+        </w:tc>
+      </w:tr>
+      <w:tr>
+        <w:tc>
+          <w:tcPr>
+            <w:tcW w:type="dxa" w:w="2551"/>
+            <w:shd w:val="clear" w:color="auto" w:fill="EBF3FB"/>
+          </w:tcPr>
+          <w:p>
+            <w:r>
+              <w:rPr>
+                <w:rFonts w:ascii="Calibri" w:hAnsi="Calibri"/>
+                <w:sz w:val="18"/>
+              </w:rPr>
+              <w:t>ИМ (10.32.10.99)</w:t>
+            </w:r>
+          </w:p>
+        </w:tc>
+        <w:tc>
+          <w:tcPr>
+            <w:tcW w:type="dxa" w:w="2268"/>
+            <w:shd w:val="clear" w:color="auto" w:fill="EBF3FB"/>
+          </w:tcPr>
+          <w:p>
+            <w:r>
+              <w:rPr>
+                <w:rFonts w:ascii="Calibri" w:hAnsi="Calibri"/>
+                <w:sz w:val="18"/>
+              </w:rPr>
+              <w:t>packet_service :8951</w:t>
+            </w:r>
+          </w:p>
+        </w:tc>
+        <w:tc>
+          <w:tcPr>
+            <w:tcW w:type="dxa" w:w="1984"/>
+            <w:shd w:val="clear" w:color="auto" w:fill="EBF3FB"/>
+          </w:tcPr>
+          <w:p>
+            <w:r>
+              <w:rPr>
+                <w:rFonts w:ascii="Calibri" w:hAnsi="Calibri"/>
+                <w:sz w:val="18"/>
+              </w:rPr>
+              <w:t>REST JSON · 5мин</w:t>
+            </w:r>
+          </w:p>
+        </w:tc>
+        <w:tc>
+          <w:tcPr>
+            <w:tcW w:type="dxa" w:w="1417"/>
+            <w:shd w:val="clear" w:color="auto" w:fill="EBF3FB"/>
+          </w:tcPr>
+          <w:p>
+            <w:r>
+              <w:rPr>
+                <w:rFonts w:ascii="Calibri" w:hAnsi="Calibri"/>
+                <w:sz w:val="18"/>
+              </w:rPr>
+              <w:t>Реальное время</w:t>
+            </w:r>
+          </w:p>
+        </w:tc>
+        <w:tc>
+          <w:tcPr>
+            <w:tcW w:type="dxa" w:w="1134"/>
+            <w:shd w:val="clear" w:color="auto" w:fill="EBF3FB"/>
+          </w:tcPr>
+          <w:p>
+            <w:r>
+              <w:rPr>
+                <w:rFonts w:ascii="Calibri" w:hAnsi="Calibri"/>
+                <w:sz w:val="18"/>
+              </w:rPr>
+              <w:t>→</w:t>
+            </w:r>
+          </w:p>
+        </w:tc>
+      </w:tr>
+      <w:tr>
+        <w:tc>
+          <w:tcPr>
+            <w:tcW w:type="dxa" w:w="2551"/>
+          </w:tcPr>
+          <w:p>
+            <w:r>
+              <w:rPr>
+                <w:rFonts w:ascii="Calibri" w:hAnsi="Calibri"/>
+                <w:sz w:val="18"/>
+              </w:rPr>
+              <w:t>SAS-FM</w:t>
+            </w:r>
+          </w:p>
+        </w:tc>
+        <w:tc>
+          <w:tcPr>
+            <w:tcW w:type="dxa" w:w="2268"/>
+          </w:tcPr>
+          <w:p>
+            <w:r>
+              <w:rPr>
+                <w:rFonts w:ascii="Calibri" w:hAnsi="Calibri"/>
+                <w:sz w:val="18"/>
+              </w:rPr>
+              <w:t>SAP ERP</w:t>
+            </w:r>
+          </w:p>
+        </w:tc>
+        <w:tc>
+          <w:tcPr>
+            <w:tcW w:type="dxa" w:w="1984"/>
+          </w:tcPr>
+          <w:p>
+            <w:r>
+              <w:rPr>
+                <w:rFonts w:ascii="Calibri" w:hAnsi="Calibri"/>
+                <w:sz w:val="18"/>
+              </w:rPr>
+              <w:t>RFC / .sas7bdat / CSV</w:t>
+            </w:r>
+          </w:p>
+        </w:tc>
+        <w:tc>
+          <w:tcPr>
+            <w:tcW w:type="dxa" w:w="1417"/>
+          </w:tcPr>
+          <w:p>
+            <w:r>
+              <w:rPr>
+                <w:rFonts w:ascii="Calibri" w:hAnsi="Calibri"/>
+                <w:sz w:val="18"/>
+              </w:rPr>
+              <w:t>Пакетная</w:t>
+            </w:r>
+          </w:p>
+        </w:tc>
+        <w:tc>
+          <w:tcPr>
+            <w:tcW w:type="dxa" w:w="1134"/>
+          </w:tcPr>
+          <w:p>
+            <w:r>
+              <w:rPr>
+                <w:rFonts w:ascii="Calibri" w:hAnsi="Calibri"/>
+                <w:sz w:val="18"/>
+              </w:rPr>
+              <w:t>→</w:t>
+            </w:r>
+          </w:p>
+        </w:tc>
+      </w:tr>
+      <w:tr>
+        <w:tc>
+          <w:tcPr>
+            <w:tcW w:type="dxa" w:w="2551"/>
+            <w:shd w:val="clear" w:color="auto" w:fill="EBF3FB"/>
+          </w:tcPr>
+          <w:p>
+            <w:r>
+              <w:rPr>
+                <w:rFonts w:ascii="Calibri" w:hAnsi="Calibri"/>
+                <w:sz w:val="18"/>
+              </w:rPr>
+              <w:t>SAP ERP</w:t>
+            </w:r>
+          </w:p>
+        </w:tc>
+        <w:tc>
+          <w:tcPr>
+            <w:tcW w:type="dxa" w:w="2268"/>
+            <w:shd w:val="clear" w:color="auto" w:fill="EBF3FB"/>
+          </w:tcPr>
+          <w:p>
+            <w:r>
+              <w:rPr>
+                <w:rFonts w:ascii="Calibri" w:hAnsi="Calibri"/>
+                <w:sz w:val="18"/>
+              </w:rPr>
+              <w:t>FC (фин. консолидация)</w:t>
+            </w:r>
+          </w:p>
+        </w:tc>
+        <w:tc>
+          <w:tcPr>
+            <w:tcW w:type="dxa" w:w="1984"/>
+            <w:shd w:val="clear" w:color="auto" w:fill="EBF3FB"/>
+          </w:tcPr>
+          <w:p>
+            <w:r>
+              <w:rPr>
+                <w:rFonts w:ascii="Calibri" w:hAnsi="Calibri"/>
+                <w:sz w:val="18"/>
+              </w:rPr>
+              <w:t>CSV (ЕКП)</w:t>
+            </w:r>
+          </w:p>
+        </w:tc>
+        <w:tc>
+          <w:tcPr>
+            <w:tcW w:type="dxa" w:w="1417"/>
+            <w:shd w:val="clear" w:color="auto" w:fill="EBF3FB"/>
+          </w:tcPr>
+          <w:p>
+            <w:r>
+              <w:rPr>
+                <w:rFonts w:ascii="Calibri" w:hAnsi="Calibri"/>
+                <w:sz w:val="18"/>
+              </w:rPr>
+              <w:t>Пакетная</w:t>
+            </w:r>
+          </w:p>
+        </w:tc>
+        <w:tc>
+          <w:tcPr>
+            <w:tcW w:type="dxa" w:w="1134"/>
+            <w:shd w:val="clear" w:color="auto" w:fill="EBF3FB"/>
+          </w:tcPr>
+          <w:p>
+            <w:r>
+              <w:rPr>
+                <w:rFonts w:ascii="Calibri" w:hAnsi="Calibri"/>
+                <w:sz w:val="18"/>
+              </w:rPr>
+              <w:t>→</w:t>
+            </w:r>
+          </w:p>
+        </w:tc>
+      </w:tr>
+      <w:tr>
+        <w:tc>
+          <w:tcPr>
+            <w:tcW w:type="dxa" w:w="2551"/>
+          </w:tcPr>
+          <w:p>
+            <w:r>
+              <w:rPr>
+                <w:rFonts w:ascii="Calibri" w:hAnsi="Calibri"/>
+                <w:sz w:val="18"/>
+              </w:rPr>
+              <w:t>Нацбанк</w:t>
+            </w:r>
+          </w:p>
+        </w:tc>
+        <w:tc>
+          <w:tcPr>
+            <w:tcW w:type="dxa" w:w="2268"/>
+          </w:tcPr>
+          <w:p>
+            <w:r>
+              <w:rPr>
+                <w:rFonts w:ascii="Calibri" w:hAnsi="Calibri"/>
+                <w:sz w:val="18"/>
+              </w:rPr>
+              <w:t>SAP ERP</w:t>
+            </w:r>
+          </w:p>
+        </w:tc>
+        <w:tc>
+          <w:tcPr>
+            <w:tcW w:type="dxa" w:w="1984"/>
+          </w:tcPr>
+          <w:p>
+            <w:r>
+              <w:rPr>
+                <w:rFonts w:ascii="Calibri" w:hAnsi="Calibri"/>
+                <w:sz w:val="18"/>
+              </w:rPr>
+              <w:t>XML (курсы)</w:t>
+            </w:r>
+          </w:p>
+        </w:tc>
+        <w:tc>
+          <w:tcPr>
+            <w:tcW w:type="dxa" w:w="1417"/>
+          </w:tcPr>
+          <w:p>
+            <w:r>
+              <w:rPr>
+                <w:rFonts w:ascii="Calibri" w:hAnsi="Calibri"/>
+                <w:sz w:val="18"/>
+              </w:rPr>
+              <w:t>Ежедневно</w:t>
+            </w:r>
+          </w:p>
+        </w:tc>
+        <w:tc>
+          <w:tcPr>
+            <w:tcW w:type="dxa" w:w="1134"/>
+          </w:tcPr>
+          <w:p>
+            <w:r>
+              <w:rPr>
+                <w:rFonts w:ascii="Calibri" w:hAnsi="Calibri"/>
+                <w:sz w:val="18"/>
+              </w:rPr>
+              <w:t>→</w:t>
+            </w:r>
+          </w:p>
+        </w:tc>
+      </w:tr>
+      <w:tr>
+        <w:tc>
+          <w:tcPr>
+            <w:tcW w:type="dxa" w:w="2551"/>
+            <w:shd w:val="clear" w:color="auto" w:fill="EBF3FB"/>
+          </w:tcPr>
+          <w:p>
+            <w:r>
+              <w:rPr>
+                <w:rFonts w:ascii="Calibri" w:hAnsi="Calibri"/>
+                <w:sz w:val="18"/>
+              </w:rPr>
+              <w:t>SAP ERP</w:t>
+            </w:r>
+          </w:p>
+        </w:tc>
+        <w:tc>
+          <w:tcPr>
+            <w:tcW w:type="dxa" w:w="2268"/>
+            <w:shd w:val="clear" w:color="auto" w:fill="EBF3FB"/>
+          </w:tcPr>
+          <w:p>
+            <w:r>
+              <w:rPr>
+                <w:rFonts w:ascii="Calibri" w:hAnsi="Calibri"/>
+                <w:sz w:val="18"/>
+              </w:rPr>
+              <w:t>Platts.com</w:t>
+            </w:r>
+          </w:p>
+        </w:tc>
+        <w:tc>
+          <w:tcPr>
+            <w:tcW w:type="dxa" w:w="1984"/>
+            <w:shd w:val="clear" w:color="auto" w:fill="EBF3FB"/>
+          </w:tcPr>
+          <w:p>
+            <w:r>
+              <w:rPr>
+                <w:rFonts w:ascii="Calibri" w:hAnsi="Calibri"/>
+                <w:sz w:val="18"/>
+              </w:rPr>
+              <w:t>API (котировки)</w:t>
+            </w:r>
+          </w:p>
+        </w:tc>
+        <w:tc>
+          <w:tcPr>
+            <w:tcW w:type="dxa" w:w="1417"/>
+            <w:shd w:val="clear" w:color="auto" w:fill="EBF3FB"/>
+          </w:tcPr>
+          <w:p>
+            <w:r>
+              <w:rPr>
+                <w:rFonts w:ascii="Calibri" w:hAnsi="Calibri"/>
+                <w:sz w:val="18"/>
+              </w:rPr>
+              <w:t>Реальное время</w:t>
+            </w:r>
+          </w:p>
+        </w:tc>
+        <w:tc>
+          <w:tcPr>
+            <w:tcW w:type="dxa" w:w="1134"/>
+            <w:shd w:val="clear" w:color="auto" w:fill="EBF3FB"/>
+          </w:tcPr>
+          <w:p>
+            <w:r>
+              <w:rPr>
+                <w:rFonts w:ascii="Calibri" w:hAnsi="Calibri"/>
+                <w:sz w:val="18"/>
+              </w:rPr>
+              <w:t>→</w:t>
+            </w:r>
+          </w:p>
+        </w:tc>
+      </w:tr>
+      <w:tr>
+        <w:tc>
+          <w:tcPr>
+            <w:tcW w:type="dxa" w:w="2551"/>
+          </w:tcPr>
+          <w:p>
+            <w:r>
+              <w:rPr>
+                <w:rFonts w:ascii="Calibri" w:hAnsi="Calibri"/>
+                <w:sz w:val="18"/>
+              </w:rPr>
+              <w:t>SAP ERP</w:t>
+            </w:r>
+          </w:p>
+        </w:tc>
+        <w:tc>
+          <w:tcPr>
+            <w:tcW w:type="dxa" w:w="2268"/>
+          </w:tcPr>
+          <w:p>
+            <w:r>
+              <w:rPr>
+                <w:rFonts w:ascii="Calibri" w:hAnsi="Calibri"/>
+                <w:sz w:val="18"/>
+              </w:rPr>
+              <w:t>1С (зарплата)</w:t>
+            </w:r>
+          </w:p>
+        </w:tc>
+        <w:tc>
+          <w:tcPr>
+            <w:tcW w:type="dxa" w:w="1984"/>
+          </w:tcPr>
+          <w:p>
+            <w:r>
+              <w:rPr>
+                <w:rFonts w:ascii="Calibri" w:hAnsi="Calibri"/>
+                <w:sz w:val="18"/>
+              </w:rPr>
+              <w:t>CSV (зарплата)</w:t>
+            </w:r>
+          </w:p>
+        </w:tc>
+        <w:tc>
+          <w:tcPr>
+            <w:tcW w:type="dxa" w:w="1417"/>
+          </w:tcPr>
+          <w:p>
+            <w:r>
+              <w:rPr>
+                <w:rFonts w:ascii="Calibri" w:hAnsi="Calibri"/>
+                <w:sz w:val="18"/>
+              </w:rPr>
+              <w:t>Пакетная</w:t>
+            </w:r>
+          </w:p>
+        </w:tc>
+        <w:tc>
+          <w:tcPr>
+            <w:tcW w:type="dxa" w:w="1134"/>
+          </w:tcPr>
+          <w:p>
+            <w:r>
+              <w:rPr>
+                <w:rFonts w:ascii="Calibri" w:hAnsi="Calibri"/>
+                <w:sz w:val="18"/>
+              </w:rPr>
+              <w:t>→</w:t>
+            </w:r>
+          </w:p>
+        </w:tc>
+      </w:tr>
+      <w:tr>
+        <w:tc>
+          <w:tcPr>
+            <w:tcW w:type="dxa" w:w="2551"/>
+            <w:shd w:val="clear" w:color="auto" w:fill="EBF3FB"/>
+          </w:tcPr>
+          <w:p>
+            <w:r>
+              <w:rPr>
+                <w:rFonts w:ascii="Calibri" w:hAnsi="Calibri"/>
+                <w:sz w:val="18"/>
+              </w:rPr>
+              <w:t>SAP ERP</w:t>
+            </w:r>
+          </w:p>
+        </w:tc>
+        <w:tc>
+          <w:tcPr>
+            <w:tcW w:type="dxa" w:w="2268"/>
+            <w:shd w:val="clear" w:color="auto" w:fill="EBF3FB"/>
+          </w:tcPr>
+          <w:p>
+            <w:r>
+              <w:rPr>
+                <w:rFonts w:ascii="Calibri" w:hAnsi="Calibri"/>
+                <w:sz w:val="18"/>
+              </w:rPr>
+              <w:t>БВУ (банк)</w:t>
+            </w:r>
+          </w:p>
+        </w:tc>
+        <w:tc>
+          <w:tcPr>
+            <w:tcW w:type="dxa" w:w="1984"/>
+            <w:shd w:val="clear" w:color="auto" w:fill="EBF3FB"/>
+          </w:tcPr>
+          <w:p>
+            <w:r>
+              <w:rPr>
+                <w:rFonts w:ascii="Calibri" w:hAnsi="Calibri"/>
+                <w:sz w:val="18"/>
+              </w:rPr>
+              <w:t>MT940 / MT103</w:t>
+            </w:r>
+          </w:p>
+        </w:tc>
+        <w:tc>
+          <w:tcPr>
+            <w:tcW w:type="dxa" w:w="1417"/>
+            <w:shd w:val="clear" w:color="auto" w:fill="EBF3FB"/>
+          </w:tcPr>
+          <w:p>
+            <w:r>
+              <w:rPr>
+                <w:rFonts w:ascii="Calibri" w:hAnsi="Calibri"/>
+                <w:sz w:val="18"/>
+              </w:rPr>
+              <w:t>Пакетная</w:t>
+            </w:r>
+          </w:p>
+        </w:tc>
+        <w:tc>
+          <w:tcPr>
+            <w:tcW w:type="dxa" w:w="1134"/>
+            <w:shd w:val="clear" w:color="auto" w:fill="EBF3FB"/>
+          </w:tcPr>
+          <w:p>
+            <w:r>
+              <w:rPr>
+                <w:rFonts w:ascii="Calibri" w:hAnsi="Calibri"/>
+                <w:sz w:val="18"/>
+              </w:rPr>
+              <w:t>↔</w:t>
+            </w:r>
+          </w:p>
+        </w:tc>
+      </w:tr>
+      <w:tr>
+        <w:tc>
+          <w:tcPr>
+            <w:tcW w:type="dxa" w:w="2551"/>
+          </w:tcPr>
+          <w:p>
+            <w:r>
+              <w:rPr>
+                <w:rFonts w:ascii="Calibri" w:hAnsi="Calibri"/>
+                <w:sz w:val="18"/>
+              </w:rPr>
+              <w:t>SAP ERP</w:t>
+            </w:r>
+          </w:p>
+        </w:tc>
+        <w:tc>
+          <w:tcPr>
+            <w:tcW w:type="dxa" w:w="2268"/>
+          </w:tcPr>
+          <w:p>
+            <w:r>
+              <w:rPr>
+                <w:rFonts w:ascii="Calibri" w:hAnsi="Calibri"/>
+                <w:sz w:val="18"/>
+              </w:rPr>
+              <w:t>ИС ЭСФ</w:t>
+            </w:r>
+          </w:p>
+        </w:tc>
+        <w:tc>
+          <w:tcPr>
+            <w:tcW w:type="dxa" w:w="1984"/>
+          </w:tcPr>
+          <w:p>
+            <w:r>
+              <w:rPr>
+                <w:rFonts w:ascii="Calibri" w:hAnsi="Calibri"/>
+                <w:sz w:val="18"/>
+              </w:rPr>
+              <w:t>XML (ЭСФ)</w:t>
+            </w:r>
+          </w:p>
+        </w:tc>
+        <w:tc>
+          <w:tcPr>
+            <w:tcW w:type="dxa" w:w="1417"/>
+          </w:tcPr>
+          <w:p>
+            <w:r>
+              <w:rPr>
+                <w:rFonts w:ascii="Calibri" w:hAnsi="Calibri"/>
+                <w:sz w:val="18"/>
+              </w:rPr>
+              <w:t>Реальное время</w:t>
+            </w:r>
+          </w:p>
+        </w:tc>
+        <w:tc>
+          <w:tcPr>
+            <w:tcW w:type="dxa" w:w="1134"/>
+          </w:tcPr>
+          <w:p>
+            <w:r>
+              <w:rPr>
+                <w:rFonts w:ascii="Calibri" w:hAnsi="Calibri"/>
+                <w:sz w:val="18"/>
+              </w:rPr>
+              <w:t>↔</w:t>
+            </w:r>
+          </w:p>
+        </w:tc>
+      </w:tr>
+      <w:tr>
+        <w:tc>
+          <w:tcPr>
+            <w:tcW w:type="dxa" w:w="2551"/>
+            <w:shd w:val="clear" w:color="auto" w:fill="EBF3FB"/>
+          </w:tcPr>
+          <w:p>
+            <w:r>
+              <w:rPr>
+                <w:rFonts w:ascii="Calibri" w:hAnsi="Calibri"/>
+                <w:sz w:val="18"/>
+              </w:rPr>
+              <w:t>SAP ERP</w:t>
+            </w:r>
+          </w:p>
+        </w:tc>
+        <w:tc>
+          <w:tcPr>
+            <w:tcW w:type="dxa" w:w="2268"/>
+            <w:shd w:val="clear" w:color="auto" w:fill="EBF3FB"/>
+          </w:tcPr>
+          <w:p>
+            <w:r>
+              <w:rPr>
+                <w:rFonts w:ascii="Calibri" w:hAnsi="Calibri"/>
+                <w:sz w:val="18"/>
+              </w:rPr>
+              <w:t>СИЗ</w:t>
+            </w:r>
+          </w:p>
+        </w:tc>
+        <w:tc>
+          <w:tcPr>
+            <w:tcW w:type="dxa" w:w="1984"/>
+            <w:shd w:val="clear" w:color="auto" w:fill="EBF3FB"/>
+          </w:tcPr>
+          <w:p>
+            <w:r>
+              <w:rPr>
+                <w:rFonts w:ascii="Calibri" w:hAnsi="Calibri"/>
+                <w:sz w:val="18"/>
+              </w:rPr>
+              <w:t>XLSX</w:t>
+            </w:r>
+          </w:p>
+        </w:tc>
+        <w:tc>
+          <w:tcPr>
+            <w:tcW w:type="dxa" w:w="1417"/>
+            <w:shd w:val="clear" w:color="auto" w:fill="EBF3FB"/>
+          </w:tcPr>
+          <w:p>
+            <w:r>
+              <w:rPr>
+                <w:rFonts w:ascii="Calibri" w:hAnsi="Calibri"/>
+                <w:sz w:val="18"/>
+              </w:rPr>
+              <w:t>Пакетная</w:t>
+            </w:r>
+          </w:p>
+        </w:tc>
+        <w:tc>
+          <w:tcPr>
+            <w:tcW w:type="dxa" w:w="1134"/>
+            <w:shd w:val="clear" w:color="auto" w:fill="EBF3FB"/>
+          </w:tcPr>
+          <w:p>
+            <w:r>
+              <w:rPr>
+                <w:rFonts w:ascii="Calibri" w:hAnsi="Calibri"/>
+                <w:sz w:val="18"/>
+              </w:rPr>
+              <w:t>→</w:t>
+            </w:r>
+          </w:p>
+        </w:tc>
+      </w:tr>
+      <w:tr>
+        <w:tc>
+          <w:tcPr>
+            <w:tcW w:type="dxa" w:w="2551"/>
+          </w:tcPr>
+          <w:p>
+            <w:r>
+              <w:rPr>
+                <w:rFonts w:ascii="Calibri" w:hAnsi="Calibri"/>
+                <w:sz w:val="18"/>
+              </w:rPr>
+              <w:t>AVR</w:t>
+            </w:r>
+          </w:p>
+        </w:tc>
+        <w:tc>
+          <w:tcPr>
+            <w:tcW w:type="dxa" w:w="2268"/>
+          </w:tcPr>
+          <w:p>
+            <w:r>
+              <w:rPr>
+                <w:rFonts w:ascii="Calibri" w:hAnsi="Calibri"/>
+                <w:sz w:val="18"/>
+              </w:rPr>
+              <w:t>SAP ERP</w:t>
+            </w:r>
+          </w:p>
+        </w:tc>
+        <w:tc>
+          <w:tcPr>
+            <w:tcW w:type="dxa" w:w="1984"/>
+          </w:tcPr>
+          <w:p>
+            <w:r>
+              <w:rPr>
+                <w:rFonts w:ascii="Calibri" w:hAnsi="Calibri"/>
+                <w:sz w:val="18"/>
+              </w:rPr>
+              <w:t>API XML</w:t>
+            </w:r>
+          </w:p>
+        </w:tc>
+        <w:tc>
+          <w:tcPr>
+            <w:tcW w:type="dxa" w:w="1417"/>
+          </w:tcPr>
+          <w:p>
+            <w:r>
+              <w:rPr>
+                <w:rFonts w:ascii="Calibri" w:hAnsi="Calibri"/>
+                <w:sz w:val="18"/>
+              </w:rPr>
+              <w:t>Реальное время</w:t>
+            </w:r>
+          </w:p>
+        </w:tc>
+        <w:tc>
+          <w:tcPr>
+            <w:tcW w:type="dxa" w:w="1134"/>
+          </w:tcPr>
+          <w:p>
+            <w:r>
+              <w:rPr>
+                <w:rFonts w:ascii="Calibri" w:hAnsi="Calibri"/>
+                <w:sz w:val="18"/>
+              </w:rPr>
+              <w:t>↔</w:t>
+            </w:r>
+          </w:p>
+        </w:tc>
+      </w:tr>
+      <w:tr>
+        <w:tc>
+          <w:tcPr>
+            <w:tcW w:type="dxa" w:w="2551"/>
+            <w:shd w:val="clear" w:color="auto" w:fill="EBF3FB"/>
+          </w:tcPr>
+          <w:p>
+            <w:r>
+              <w:rPr>
+                <w:rFonts w:ascii="Calibri" w:hAnsi="Calibri"/>
+                <w:sz w:val="18"/>
+              </w:rPr>
+              <w:t>ИС «УТО»</w:t>
+            </w:r>
+          </w:p>
+        </w:tc>
+        <w:tc>
+          <w:tcPr>
+            <w:tcW w:type="dxa" w:w="2268"/>
+            <w:shd w:val="clear" w:color="auto" w:fill="EBF3FB"/>
+          </w:tcPr>
+          <w:p>
+            <w:r>
+              <w:rPr>
+                <w:rFonts w:ascii="Calibri" w:hAnsi="Calibri"/>
+                <w:sz w:val="18"/>
+              </w:rPr>
+              <w:t>SAP ERP</w:t>
+            </w:r>
+          </w:p>
+        </w:tc>
+        <w:tc>
+          <w:tcPr>
+            <w:tcW w:type="dxa" w:w="1984"/>
+            <w:shd w:val="clear" w:color="auto" w:fill="EBF3FB"/>
+          </w:tcPr>
+          <w:p>
+            <w:r>
+              <w:rPr>
+                <w:rFonts w:ascii="Calibri" w:hAnsi="Calibri"/>
+                <w:sz w:val="18"/>
+              </w:rPr>
+              <w:t>SOAP XML</w:t>
+            </w:r>
+          </w:p>
+        </w:tc>
+        <w:tc>
+          <w:tcPr>
+            <w:tcW w:type="dxa" w:w="1417"/>
+            <w:shd w:val="clear" w:color="auto" w:fill="EBF3FB"/>
+          </w:tcPr>
+          <w:p>
+            <w:r>
+              <w:rPr>
+                <w:rFonts w:ascii="Calibri" w:hAnsi="Calibri"/>
+                <w:sz w:val="18"/>
+              </w:rPr>
+              <w:t>Реальное время</w:t>
+            </w:r>
+          </w:p>
+        </w:tc>
+        <w:tc>
+          <w:tcPr>
+            <w:tcW w:type="dxa" w:w="1134"/>
+            <w:shd w:val="clear" w:color="auto" w:fill="EBF3FB"/>
+          </w:tcPr>
+          <w:p>
+            <w:r>
+              <w:rPr>
+                <w:rFonts w:ascii="Calibri" w:hAnsi="Calibri"/>
+                <w:sz w:val="18"/>
+              </w:rPr>
+              <w:t>↔</w:t>
+            </w:r>
+          </w:p>
+        </w:tc>
+      </w:tr>
+      <w:tr>
+        <w:tc>
+          <w:tcPr>
+            <w:tcW w:type="dxa" w:w="2551"/>
+          </w:tcPr>
+          <w:p>
+            <w:r>
+              <w:rPr>
+                <w:rFonts w:ascii="Calibri" w:hAnsi="Calibri"/>
+                <w:sz w:val="18"/>
+              </w:rPr>
+              <w:t>Электронный архив</w:t>
+            </w:r>
+          </w:p>
+        </w:tc>
+        <w:tc>
+          <w:tcPr>
+            <w:tcW w:type="dxa" w:w="2268"/>
+          </w:tcPr>
+          <w:p>
+            <w:r>
+              <w:rPr>
+                <w:rFonts w:ascii="Calibri" w:hAnsi="Calibri"/>
+                <w:sz w:val="18"/>
+              </w:rPr>
+              <w:t>SAP ERP</w:t>
+            </w:r>
+          </w:p>
+        </w:tc>
+        <w:tc>
+          <w:tcPr>
+            <w:tcW w:type="dxa" w:w="1984"/>
+          </w:tcPr>
+          <w:p>
+            <w:r>
+              <w:rPr>
+                <w:rFonts w:ascii="Calibri" w:hAnsi="Calibri"/>
+                <w:sz w:val="18"/>
+              </w:rPr>
+              <w:t>API / CMIS</w:t>
+            </w:r>
+          </w:p>
+        </w:tc>
+        <w:tc>
+          <w:tcPr>
+            <w:tcW w:type="dxa" w:w="1417"/>
+          </w:tcPr>
+          <w:p>
+            <w:r>
+              <w:rPr>
+                <w:rFonts w:ascii="Calibri" w:hAnsi="Calibri"/>
+                <w:sz w:val="18"/>
+              </w:rPr>
+              <w:t>Реальное время</w:t>
+            </w:r>
+          </w:p>
+        </w:tc>
+        <w:tc>
+          <w:tcPr>
+            <w:tcW w:type="dxa" w:w="1134"/>
+          </w:tcPr>
+          <w:p>
+            <w:r>
+              <w:rPr>
+                <w:rFonts w:ascii="Calibri" w:hAnsi="Calibri"/>
+                <w:sz w:val="18"/>
+              </w:rPr>
+              <w:t>↔</w:t>
+            </w:r>
+          </w:p>
+        </w:tc>
+      </w:tr>
+      <w:tr>
+        <w:tc>
+          <w:tcPr>
+            <w:tcW w:type="dxa" w:w="2551"/>
+            <w:shd w:val="clear" w:color="auto" w:fill="EBF3FB"/>
+          </w:tcPr>
+          <w:p>
+            <w:r>
+              <w:rPr>
+                <w:rFonts w:ascii="Calibri" w:hAnsi="Calibri"/>
+                <w:sz w:val="18"/>
+              </w:rPr>
+              <w:t>SAP ERP</w:t>
+            </w:r>
+          </w:p>
+        </w:tc>
+        <w:tc>
+          <w:tcPr>
+            <w:tcW w:type="dxa" w:w="2268"/>
+            <w:shd w:val="clear" w:color="auto" w:fill="EBF3FB"/>
+          </w:tcPr>
+          <w:p>
+            <w:r>
+              <w:rPr>
+                <w:rFonts w:ascii="Calibri" w:hAnsi="Calibri"/>
+                <w:sz w:val="18"/>
+              </w:rPr>
+              <w:t>АСУТП / ТМ (SCADA)</w:t>
+            </w:r>
+          </w:p>
+        </w:tc>
+        <w:tc>
+          <w:tcPr>
+            <w:tcW w:type="dxa" w:w="1984"/>
+            <w:shd w:val="clear" w:color="auto" w:fill="EBF3FB"/>
+          </w:tcPr>
+          <w:p>
+            <w:r>
+              <w:rPr>
+                <w:rFonts w:ascii="Calibri" w:hAnsi="Calibri"/>
+                <w:sz w:val="18"/>
+              </w:rPr>
+              <w:t>API XML</w:t>
+            </w:r>
+          </w:p>
+        </w:tc>
+        <w:tc>
+          <w:tcPr>
+            <w:tcW w:type="dxa" w:w="1417"/>
+            <w:shd w:val="clear" w:color="auto" w:fill="EBF3FB"/>
+          </w:tcPr>
+          <w:p>
+            <w:r>
+              <w:rPr>
+                <w:rFonts w:ascii="Calibri" w:hAnsi="Calibri"/>
+                <w:sz w:val="18"/>
+              </w:rPr>
+              <w:t>Реальное время</w:t>
+            </w:r>
+          </w:p>
+        </w:tc>
+        <w:tc>
+          <w:tcPr>
+            <w:tcW w:type="dxa" w:w="1134"/>
+            <w:shd w:val="clear" w:color="auto" w:fill="EBF3FB"/>
+          </w:tcPr>
+          <w:p>
+            <w:r>
+              <w:rPr>
+                <w:rFonts w:ascii="Calibri" w:hAnsi="Calibri"/>
+                <w:sz w:val="18"/>
+              </w:rPr>
+              <w:t>→</w:t>
+            </w:r>
+          </w:p>
+        </w:tc>
+      </w:tr>
+      <w:tr>
+        <w:tc>
+          <w:tcPr>
+            <w:tcW w:type="dxa" w:w="2551"/>
+          </w:tcPr>
+          <w:p>
+            <w:r>
+              <w:rPr>
+                <w:rFonts w:ascii="Calibri" w:hAnsi="Calibri"/>
+                <w:sz w:val="18"/>
+              </w:rPr>
+              <w:t>SAP ERP</w:t>
+            </w:r>
+          </w:p>
+        </w:tc>
+        <w:tc>
+          <w:tcPr>
+            <w:tcW w:type="dxa" w:w="2268"/>
+          </w:tcPr>
+          <w:p>
+            <w:r>
+              <w:rPr>
+                <w:rFonts w:ascii="Calibri" w:hAnsi="Calibri"/>
+                <w:sz w:val="18"/>
+              </w:rPr>
+              <w:t>АСУ НСИ</w:t>
+            </w:r>
+          </w:p>
+        </w:tc>
+        <w:tc>
+          <w:tcPr>
+            <w:tcW w:type="dxa" w:w="1984"/>
+          </w:tcPr>
+          <w:p>
+            <w:r>
+              <w:rPr>
+                <w:rFonts w:ascii="Calibri" w:hAnsi="Calibri"/>
+                <w:sz w:val="18"/>
+              </w:rPr>
+              <w:t>SAP PO / XML</w:t>
+            </w:r>
+          </w:p>
+        </w:tc>
+        <w:tc>
+          <w:tcPr>
+            <w:tcW w:type="dxa" w:w="1417"/>
+          </w:tcPr>
+          <w:p>
+            <w:r>
+              <w:rPr>
+                <w:rFonts w:ascii="Calibri" w:hAnsi="Calibri"/>
+                <w:sz w:val="18"/>
+              </w:rPr>
+              <w:t>Реальное время</w:t>
+            </w:r>
+          </w:p>
+        </w:tc>
+        <w:tc>
+          <w:tcPr>
+            <w:tcW w:type="dxa" w:w="1134"/>
+          </w:tcPr>
+          <w:p>
+            <w:r>
+              <w:rPr>
+                <w:rFonts w:ascii="Calibri" w:hAnsi="Calibri"/>
+                <w:sz w:val="18"/>
+              </w:rPr>
+              <w:t>↔</w:t>
+            </w:r>
+          </w:p>
+        </w:tc>
+      </w:tr>
+      <w:tr>
+        <w:tc>
+          <w:tcPr>
+            <w:tcW w:type="dxa" w:w="2551"/>
+            <w:shd w:val="clear" w:color="auto" w:fill="EBF3FB"/>
+          </w:tcPr>
+          <w:p>
+            <w:r>
+              <w:rPr>
+                <w:rFonts w:ascii="Calibri" w:hAnsi="Calibri"/>
+                <w:sz w:val="18"/>
+              </w:rPr>
+              <w:t>ПК «Управление персоналом»</w:t>
+            </w:r>
+          </w:p>
+        </w:tc>
+        <w:tc>
+          <w:tcPr>
+            <w:tcW w:type="dxa" w:w="2268"/>
+            <w:shd w:val="clear" w:color="auto" w:fill="EBF3FB"/>
+          </w:tcPr>
+          <w:p>
+            <w:r>
+              <w:rPr>
+                <w:rFonts w:ascii="Calibri" w:hAnsi="Calibri"/>
+                <w:sz w:val="18"/>
+              </w:rPr>
+              <w:t>SAP ERP</w:t>
+            </w:r>
+          </w:p>
+        </w:tc>
+        <w:tc>
+          <w:tcPr>
+            <w:tcW w:type="dxa" w:w="1984"/>
+            <w:shd w:val="clear" w:color="auto" w:fill="EBF3FB"/>
+          </w:tcPr>
+          <w:p>
+            <w:r>
+              <w:rPr>
+                <w:rFonts w:ascii="Calibri" w:hAnsi="Calibri"/>
+                <w:sz w:val="18"/>
+              </w:rPr>
+              <w:t>SOAP / DB functions</w:t>
+            </w:r>
+          </w:p>
+        </w:tc>
+        <w:tc>
+          <w:tcPr>
+            <w:tcW w:type="dxa" w:w="1417"/>
+            <w:shd w:val="clear" w:color="auto" w:fill="EBF3FB"/>
+          </w:tcPr>
+          <w:p>
+            <w:r>
+              <w:rPr>
+                <w:rFonts w:ascii="Calibri" w:hAnsi="Calibri"/>
+                <w:sz w:val="18"/>
+              </w:rPr>
+              <w:t>Реальное время</w:t>
+            </w:r>
+          </w:p>
+        </w:tc>
+        <w:tc>
+          <w:tcPr>
+            <w:tcW w:type="dxa" w:w="1134"/>
+            <w:shd w:val="clear" w:color="auto" w:fill="EBF3FB"/>
+          </w:tcPr>
+          <w:p>
+            <w:r>
+              <w:rPr>
+                <w:rFonts w:ascii="Calibri" w:hAnsi="Calibri"/>
+                <w:sz w:val="18"/>
+              </w:rPr>
+              <w:t>→</w:t>
+            </w:r>
+          </w:p>
+        </w:tc>
+      </w:tr>
+      <w:tr>
+        <w:tc>
+          <w:tcPr>
+            <w:tcW w:type="dxa" w:w="2551"/>
+          </w:tcPr>
+          <w:p>
+            <w:r>
+              <w:rPr>
+                <w:rFonts w:ascii="Calibri" w:hAnsi="Calibri"/>
+                <w:sz w:val="18"/>
+              </w:rPr>
+              <w:t>ПК «Управление персоналом»</w:t>
+            </w:r>
+          </w:p>
+        </w:tc>
+        <w:tc>
+          <w:tcPr>
+            <w:tcW w:type="dxa" w:w="2268"/>
+          </w:tcPr>
+          <w:p>
+            <w:r>
+              <w:rPr>
+                <w:rFonts w:ascii="Calibri" w:hAnsi="Calibri"/>
+                <w:sz w:val="18"/>
+              </w:rPr>
+              <w:t>Электронный архив</w:t>
+            </w:r>
+          </w:p>
+        </w:tc>
+        <w:tc>
+          <w:tcPr>
+            <w:tcW w:type="dxa" w:w="1984"/>
+          </w:tcPr>
+          <w:p>
+            <w:r>
+              <w:rPr>
+                <w:rFonts w:ascii="Calibri" w:hAnsi="Calibri"/>
+                <w:sz w:val="18"/>
+              </w:rPr>
+              <w:t>CMIS XML</w:t>
+            </w:r>
+          </w:p>
+        </w:tc>
+        <w:tc>
+          <w:tcPr>
+            <w:tcW w:type="dxa" w:w="1417"/>
+          </w:tcPr>
+          <w:p>
+            <w:r>
+              <w:rPr>
+                <w:rFonts w:ascii="Calibri" w:hAnsi="Calibri"/>
+                <w:sz w:val="18"/>
+              </w:rPr>
+              <w:t>Реальное время</w:t>
+            </w:r>
+          </w:p>
+        </w:tc>
+        <w:tc>
+          <w:tcPr>
+            <w:tcW w:type="dxa" w:w="1134"/>
+          </w:tcPr>
+          <w:p>
+            <w:r>
+              <w:rPr>
+                <w:rFonts w:ascii="Calibri" w:hAnsi="Calibri"/>
+                <w:sz w:val="18"/>
+              </w:rPr>
+              <w:t>↔</w:t>
+            </w:r>
+          </w:p>
+        </w:tc>
+      </w:tr>
+      <w:tr>
+        <w:tc>
+          <w:tcPr>
+            <w:tcW w:type="dxa" w:w="2551"/>
+            <w:shd w:val="clear" w:color="auto" w:fill="EBF3FB"/>
+          </w:tcPr>
+          <w:p>
+            <w:r>
+              <w:rPr>
+                <w:rFonts w:ascii="Calibri" w:hAnsi="Calibri"/>
+                <w:sz w:val="18"/>
+              </w:rPr>
+              <w:t>ПК «Управление персоналом»</w:t>
+            </w:r>
+          </w:p>
+        </w:tc>
+        <w:tc>
+          <w:tcPr>
+            <w:tcW w:type="dxa" w:w="2268"/>
+            <w:shd w:val="clear" w:color="auto" w:fill="EBF3FB"/>
+          </w:tcPr>
+          <w:p>
+            <w:r>
+              <w:rPr>
+                <w:rFonts w:ascii="Calibri" w:hAnsi="Calibri"/>
+                <w:sz w:val="18"/>
+              </w:rPr>
+              <w:t>Портал Team</w:t>
+            </w:r>
+          </w:p>
+        </w:tc>
+        <w:tc>
+          <w:tcPr>
+            <w:tcW w:type="dxa" w:w="1984"/>
+            <w:shd w:val="clear" w:color="auto" w:fill="EBF3FB"/>
+          </w:tcPr>
+          <w:p>
+            <w:r>
+              <w:rPr>
+                <w:rFonts w:ascii="Calibri" w:hAnsi="Calibri"/>
+                <w:sz w:val="18"/>
+              </w:rPr>
+              <w:t>—</w:t>
+            </w:r>
+          </w:p>
+        </w:tc>
+        <w:tc>
+          <w:tcPr>
+            <w:tcW w:type="dxa" w:w="1417"/>
+            <w:shd w:val="clear" w:color="auto" w:fill="EBF3FB"/>
+          </w:tcPr>
+          <w:p>
+            <w:r>
+              <w:rPr>
+                <w:rFonts w:ascii="Calibri" w:hAnsi="Calibri"/>
+                <w:sz w:val="18"/>
+              </w:rPr>
+              <w:t>Async</w:t>
+            </w:r>
+          </w:p>
+        </w:tc>
+        <w:tc>
+          <w:tcPr>
+            <w:tcW w:type="dxa" w:w="1134"/>
+            <w:shd w:val="clear" w:color="auto" w:fill="EBF3FB"/>
+          </w:tcPr>
+          <w:p>
+            <w:r>
+              <w:rPr>
+                <w:rFonts w:ascii="Calibri" w:hAnsi="Calibri"/>
+                <w:sz w:val="18"/>
+              </w:rPr>
+              <w:t>→</w:t>
+            </w:r>
+          </w:p>
+        </w:tc>
+      </w:tr>
+      <w:tr>
+        <w:tc>
+          <w:tcPr>
+            <w:tcW w:type="dxa" w:w="2551"/>
+          </w:tcPr>
+          <w:p>
+            <w:r>
+              <w:rPr>
+                <w:rFonts w:ascii="Calibri" w:hAnsi="Calibri"/>
+                <w:sz w:val="18"/>
+              </w:rPr>
+              <w:t>Procu / Price</w:t>
+            </w:r>
+          </w:p>
+        </w:tc>
+        <w:tc>
+          <w:tcPr>
+            <w:tcW w:type="dxa" w:w="2268"/>
+          </w:tcPr>
+          <w:p>
+            <w:r>
+              <w:rPr>
+                <w:rFonts w:ascii="Calibri" w:hAnsi="Calibri"/>
+                <w:sz w:val="18"/>
+              </w:rPr>
+              <w:t>АСУ НСИ</w:t>
+            </w:r>
+          </w:p>
+        </w:tc>
+        <w:tc>
+          <w:tcPr>
+            <w:tcW w:type="dxa" w:w="1984"/>
+          </w:tcPr>
+          <w:p>
+            <w:r>
+              <w:rPr>
+                <w:rFonts w:ascii="Calibri" w:hAnsi="Calibri"/>
+                <w:sz w:val="18"/>
+              </w:rPr>
+              <w:t>API JSON</w:t>
+            </w:r>
+          </w:p>
+        </w:tc>
+        <w:tc>
+          <w:tcPr>
+            <w:tcW w:type="dxa" w:w="1417"/>
+          </w:tcPr>
+          <w:p>
+            <w:r>
+              <w:rPr>
+                <w:rFonts w:ascii="Calibri" w:hAnsi="Calibri"/>
+                <w:sz w:val="18"/>
+              </w:rPr>
+              <w:t>Реальное время</w:t>
+            </w:r>
+          </w:p>
+        </w:tc>
+        <w:tc>
+          <w:tcPr>
+            <w:tcW w:type="dxa" w:w="1134"/>
+          </w:tcPr>
+          <w:p>
+            <w:r>
+              <w:rPr>
+                <w:rFonts w:ascii="Calibri" w:hAnsi="Calibri"/>
+                <w:sz w:val="18"/>
+              </w:rPr>
+              <w:t>↔</w:t>
+            </w:r>
+          </w:p>
+        </w:tc>
+      </w:tr>
+      <w:tr>
+        <w:tc>
+          <w:tcPr>
+            <w:tcW w:type="dxa" w:w="2551"/>
+            <w:shd w:val="clear" w:color="auto" w:fill="EBF3FB"/>
+          </w:tcPr>
+          <w:p>
+            <w:r>
+              <w:rPr>
+                <w:rFonts w:ascii="Calibri" w:hAnsi="Calibri"/>
+                <w:sz w:val="18"/>
+              </w:rPr>
+              <w:t>Procu / Price</w:t>
+            </w:r>
+          </w:p>
+        </w:tc>
+        <w:tc>
+          <w:tcPr>
+            <w:tcW w:type="dxa" w:w="2268"/>
+            <w:shd w:val="clear" w:color="auto" w:fill="EBF3FB"/>
+          </w:tcPr>
+          <w:p>
+            <w:r>
+              <w:rPr>
+                <w:rFonts w:ascii="Calibri" w:hAnsi="Calibri"/>
+                <w:sz w:val="18"/>
+              </w:rPr>
+              <w:t>ИСЭЗ</w:t>
+            </w:r>
+          </w:p>
+        </w:tc>
+        <w:tc>
+          <w:tcPr>
+            <w:tcW w:type="dxa" w:w="1984"/>
+            <w:shd w:val="clear" w:color="auto" w:fill="EBF3FB"/>
+          </w:tcPr>
+          <w:p>
+            <w:r>
+              <w:rPr>
+                <w:rFonts w:ascii="Calibri" w:hAnsi="Calibri"/>
+                <w:sz w:val="18"/>
+              </w:rPr>
+              <w:t>API JSON</w:t>
+            </w:r>
+          </w:p>
+        </w:tc>
+        <w:tc>
+          <w:tcPr>
+            <w:tcW w:type="dxa" w:w="1417"/>
+            <w:shd w:val="clear" w:color="auto" w:fill="EBF3FB"/>
+          </w:tcPr>
+          <w:p>
+            <w:r>
+              <w:rPr>
+                <w:rFonts w:ascii="Calibri" w:hAnsi="Calibri"/>
+                <w:sz w:val="18"/>
+              </w:rPr>
+              <w:t>Реальное время</w:t>
+            </w:r>
+          </w:p>
+        </w:tc>
+        <w:tc>
+          <w:tcPr>
+            <w:tcW w:type="dxa" w:w="1134"/>
+            <w:shd w:val="clear" w:color="auto" w:fill="EBF3FB"/>
+          </w:tcPr>
+          <w:p>
+            <w:r>
+              <w:rPr>
+                <w:rFonts w:ascii="Calibri" w:hAnsi="Calibri"/>
+                <w:sz w:val="18"/>
+              </w:rPr>
+              <w:t>↔</w:t>
+            </w:r>
+          </w:p>
+        </w:tc>
+      </w:tr>
+      <w:tr>
+        <w:tc>
+          <w:tcPr>
+            <w:tcW w:type="dxa" w:w="2551"/>
+          </w:tcPr>
+          <w:p>
+            <w:r>
+              <w:rPr>
+                <w:rFonts w:ascii="Calibri" w:hAnsi="Calibri"/>
+                <w:sz w:val="18"/>
+              </w:rPr>
+              <w:t>sPoint</w:t>
+            </w:r>
+          </w:p>
+        </w:tc>
+        <w:tc>
+          <w:tcPr>
+            <w:tcW w:type="dxa" w:w="2268"/>
+          </w:tcPr>
+          <w:p>
+            <w:r>
+              <w:rPr>
+                <w:rFonts w:ascii="Calibri" w:hAnsi="Calibri"/>
+                <w:sz w:val="18"/>
+              </w:rPr>
+              <w:t>КХД АО НК КМГ</w:t>
+            </w:r>
+          </w:p>
+        </w:tc>
+        <w:tc>
+          <w:tcPr>
+            <w:tcW w:type="dxa" w:w="1984"/>
+          </w:tcPr>
+          <w:p>
+            <w:r>
+              <w:rPr>
+                <w:rFonts w:ascii="Calibri" w:hAnsi="Calibri"/>
+                <w:sz w:val="18"/>
+              </w:rPr>
+              <w:t>API JSON</w:t>
+            </w:r>
+          </w:p>
+        </w:tc>
+        <w:tc>
+          <w:tcPr>
+            <w:tcW w:type="dxa" w:w="1417"/>
+          </w:tcPr>
+          <w:p>
+            <w:r>
+              <w:rPr>
+                <w:rFonts w:ascii="Calibri" w:hAnsi="Calibri"/>
+                <w:sz w:val="18"/>
+              </w:rPr>
+              <w:t>Пакетная</w:t>
+            </w:r>
+          </w:p>
+        </w:tc>
+        <w:tc>
+          <w:tcPr>
+            <w:tcW w:type="dxa" w:w="1134"/>
+          </w:tcPr>
+          <w:p>
+            <w:r>
+              <w:rPr>
+                <w:rFonts w:ascii="Calibri" w:hAnsi="Calibri"/>
+                <w:sz w:val="18"/>
+              </w:rPr>
+              <w:t>→</w:t>
+            </w:r>
+          </w:p>
+        </w:tc>
+      </w:tr>
+      <w:tr>
+        <w:tc>
+          <w:tcPr>
+            <w:tcW w:type="dxa" w:w="2551"/>
+            <w:shd w:val="clear" w:color="auto" w:fill="EBF3FB"/>
+          </w:tcPr>
+          <w:p>
+            <w:r>
+              <w:rPr>
+                <w:rFonts w:ascii="Calibri" w:hAnsi="Calibri"/>
+                <w:sz w:val="18"/>
+              </w:rPr>
+              <w:t>Directum / САПФИР</w:t>
+            </w:r>
+          </w:p>
+        </w:tc>
+        <w:tc>
+          <w:tcPr>
+            <w:tcW w:type="dxa" w:w="2268"/>
+            <w:shd w:val="clear" w:color="auto" w:fill="EBF3FB"/>
+          </w:tcPr>
+          <w:p>
+            <w:r>
+              <w:rPr>
+                <w:rFonts w:ascii="Calibri" w:hAnsi="Calibri"/>
+                <w:sz w:val="18"/>
+              </w:rPr>
+              <w:t>КХД АО НК КМГ</w:t>
+            </w:r>
+          </w:p>
+        </w:tc>
+        <w:tc>
+          <w:tcPr>
+            <w:tcW w:type="dxa" w:w="1984"/>
+            <w:shd w:val="clear" w:color="auto" w:fill="EBF3FB"/>
+          </w:tcPr>
+          <w:p>
+            <w:r>
+              <w:rPr>
+                <w:rFonts w:ascii="Calibri" w:hAnsi="Calibri"/>
+                <w:sz w:val="18"/>
+              </w:rPr>
+              <w:t>REST JSON</w:t>
+            </w:r>
+          </w:p>
+        </w:tc>
+        <w:tc>
+          <w:tcPr>
+            <w:tcW w:type="dxa" w:w="1417"/>
+            <w:shd w:val="clear" w:color="auto" w:fill="EBF3FB"/>
+          </w:tcPr>
+          <w:p>
+            <w:r>
+              <w:rPr>
+                <w:rFonts w:ascii="Calibri" w:hAnsi="Calibri"/>
+                <w:sz w:val="18"/>
+              </w:rPr>
+              <w:t>Пакетная</w:t>
+            </w:r>
+          </w:p>
+        </w:tc>
+        <w:tc>
+          <w:tcPr>
+            <w:tcW w:type="dxa" w:w="1134"/>
+            <w:shd w:val="clear" w:color="auto" w:fill="EBF3FB"/>
+          </w:tcPr>
+          <w:p>
+            <w:r>
+              <w:rPr>
+                <w:rFonts w:ascii="Calibri" w:hAnsi="Calibri"/>
+                <w:sz w:val="18"/>
+              </w:rPr>
+              <w:t>→</w:t>
+            </w:r>
+          </w:p>
+        </w:tc>
+      </w:tr>
+      <w:tr>
+        <w:tc>
+          <w:tcPr>
+            <w:tcW w:type="dxa" w:w="2551"/>
+          </w:tcPr>
+          <w:p>
+            <w:r>
+              <w:rPr>
+                <w:rFonts w:ascii="Calibri" w:hAnsi="Calibri"/>
+                <w:sz w:val="18"/>
+              </w:rPr>
+              <w:t>Argus Pro</w:t>
+            </w:r>
+          </w:p>
+        </w:tc>
+        <w:tc>
+          <w:tcPr>
+            <w:tcW w:type="dxa" w:w="2268"/>
+          </w:tcPr>
+          <w:p>
+            <w:r>
+              <w:rPr>
+                <w:rFonts w:ascii="Calibri" w:hAnsi="Calibri"/>
+                <w:sz w:val="18"/>
+              </w:rPr>
+              <w:t>ИС «УТО»</w:t>
+            </w:r>
+          </w:p>
+        </w:tc>
+        <w:tc>
+          <w:tcPr>
+            <w:tcW w:type="dxa" w:w="1984"/>
+          </w:tcPr>
+          <w:p>
+            <w:r>
+              <w:rPr>
+                <w:rFonts w:ascii="Calibri" w:hAnsi="Calibri"/>
+                <w:sz w:val="18"/>
+              </w:rPr>
+              <w:t>REST JSON</w:t>
+            </w:r>
+          </w:p>
+        </w:tc>
+        <w:tc>
+          <w:tcPr>
+            <w:tcW w:type="dxa" w:w="1417"/>
+          </w:tcPr>
+          <w:p>
+            <w:r>
+              <w:rPr>
+                <w:rFonts w:ascii="Calibri" w:hAnsi="Calibri"/>
+                <w:sz w:val="18"/>
+              </w:rPr>
+              <w:t>Реальное время</w:t>
+            </w:r>
+          </w:p>
+        </w:tc>
+        <w:tc>
+          <w:tcPr>
+            <w:tcW w:type="dxa" w:w="1134"/>
+          </w:tcPr>
+          <w:p>
+            <w:r>
+              <w:rPr>
+                <w:rFonts w:ascii="Calibri" w:hAnsi="Calibri"/>
+                <w:sz w:val="18"/>
+              </w:rPr>
+              <w:t>→</w:t>
+            </w:r>
+          </w:p>
+        </w:tc>
+      </w:tr>
+      <w:tr>
+        <w:tc>
+          <w:tcPr>
+            <w:tcW w:type="dxa" w:w="2551"/>
+            <w:shd w:val="clear" w:color="auto" w:fill="EBF3FB"/>
+          </w:tcPr>
+          <w:p>
+            <w:r>
+              <w:rPr>
+                <w:rFonts w:ascii="Calibri" w:hAnsi="Calibri"/>
+                <w:sz w:val="18"/>
+              </w:rPr>
+              <w:t>ИС «УТО ЭМГ»</w:t>
+            </w:r>
+          </w:p>
+        </w:tc>
+        <w:tc>
+          <w:tcPr>
+            <w:tcW w:type="dxa" w:w="2268"/>
+            <w:shd w:val="clear" w:color="auto" w:fill="EBF3FB"/>
+          </w:tcPr>
+          <w:p>
+            <w:r>
+              <w:rPr>
+                <w:rFonts w:ascii="Calibri" w:hAnsi="Calibri"/>
+                <w:sz w:val="18"/>
+              </w:rPr>
+              <w:t>ИС «УТО»</w:t>
+            </w:r>
+          </w:p>
+        </w:tc>
+        <w:tc>
+          <w:tcPr>
+            <w:tcW w:type="dxa" w:w="1984"/>
+            <w:shd w:val="clear" w:color="auto" w:fill="EBF3FB"/>
+          </w:tcPr>
+          <w:p>
+            <w:r>
+              <w:rPr>
+                <w:rFonts w:ascii="Calibri" w:hAnsi="Calibri"/>
+                <w:sz w:val="18"/>
+              </w:rPr>
+              <w:t>локальный контур → УТО</w:t>
+            </w:r>
+          </w:p>
+        </w:tc>
+        <w:tc>
+          <w:tcPr>
+            <w:tcW w:type="dxa" w:w="1417"/>
+            <w:shd w:val="clear" w:color="auto" w:fill="EBF3FB"/>
+          </w:tcPr>
+          <w:p>
+            <w:r>
+              <w:rPr>
+                <w:rFonts w:ascii="Calibri" w:hAnsi="Calibri"/>
+                <w:sz w:val="18"/>
+              </w:rPr>
+              <w:t>—</w:t>
+            </w:r>
+          </w:p>
+        </w:tc>
+        <w:tc>
+          <w:tcPr>
+            <w:tcW w:type="dxa" w:w="1134"/>
+            <w:shd w:val="clear" w:color="auto" w:fill="EBF3FB"/>
+          </w:tcPr>
+          <w:p>
+            <w:r>
+              <w:rPr>
+                <w:rFonts w:ascii="Calibri" w:hAnsi="Calibri"/>
+                <w:sz w:val="18"/>
+              </w:rPr>
+              <w:t>→</w:t>
+            </w:r>
+          </w:p>
+        </w:tc>
+      </w:tr>
+      <w:tr>
+        <w:tc>
+          <w:tcPr>
+            <w:tcW w:type="dxa" w:w="2551"/>
+          </w:tcPr>
+          <w:p>
+            <w:r>
+              <w:rPr>
+                <w:rFonts w:ascii="Calibri" w:hAnsi="Calibri"/>
+                <w:sz w:val="18"/>
+              </w:rPr>
+              <w:t>MS Exchange</w:t>
+            </w:r>
+          </w:p>
+        </w:tc>
+        <w:tc>
+          <w:tcPr>
+            <w:tcW w:type="dxa" w:w="2268"/>
+          </w:tcPr>
+          <w:p>
+            <w:r>
+              <w:rPr>
+                <w:rFonts w:ascii="Calibri" w:hAnsi="Calibri"/>
+                <w:sz w:val="18"/>
+              </w:rPr>
+              <w:t>Solar Dozor (DLP)</w:t>
+            </w:r>
+          </w:p>
+        </w:tc>
+        <w:tc>
+          <w:tcPr>
+            <w:tcW w:type="dxa" w:w="1984"/>
+          </w:tcPr>
+          <w:p>
+            <w:r>
+              <w:rPr>
+                <w:rFonts w:ascii="Calibri" w:hAnsi="Calibri"/>
+                <w:sz w:val="18"/>
+              </w:rPr>
+              <w:t>BCC (почта)</w:t>
+            </w:r>
+          </w:p>
+        </w:tc>
+        <w:tc>
+          <w:tcPr>
+            <w:tcW w:type="dxa" w:w="1417"/>
+          </w:tcPr>
+          <w:p>
+            <w:r>
+              <w:rPr>
+                <w:rFonts w:ascii="Calibri" w:hAnsi="Calibri"/>
+                <w:sz w:val="18"/>
+              </w:rPr>
+              <w:t>Реальное время</w:t>
+            </w:r>
+          </w:p>
+        </w:tc>
+        <w:tc>
+          <w:tcPr>
+            <w:tcW w:type="dxa" w:w="1134"/>
+          </w:tcPr>
+          <w:p>
+            <w:r>
+              <w:rPr>
+                <w:rFonts w:ascii="Calibri" w:hAnsi="Calibri"/>
+                <w:sz w:val="18"/>
+              </w:rPr>
+              <w:t>→</w:t>
+            </w:r>
+          </w:p>
+        </w:tc>
+      </w:tr>
+      <w:tr>
+        <w:tc>
+          <w:tcPr>
+            <w:tcW w:type="dxa" w:w="2551"/>
+            <w:shd w:val="clear" w:color="auto" w:fill="EBF3FB"/>
+          </w:tcPr>
+          <w:p>
+            <w:r>
+              <w:rPr>
+                <w:rFonts w:ascii="Calibri" w:hAnsi="Calibri"/>
+                <w:sz w:val="18"/>
+              </w:rPr>
+              <w:t>Forcepoint Web Gateway</w:t>
+            </w:r>
+          </w:p>
+        </w:tc>
+        <w:tc>
+          <w:tcPr>
+            <w:tcW w:type="dxa" w:w="2268"/>
+            <w:shd w:val="clear" w:color="auto" w:fill="EBF3FB"/>
+          </w:tcPr>
+          <w:p>
+            <w:r>
+              <w:rPr>
+                <w:rFonts w:ascii="Calibri" w:hAnsi="Calibri"/>
+                <w:sz w:val="18"/>
+              </w:rPr>
+              <w:t>Solar Dozor (DLP)</w:t>
+            </w:r>
+          </w:p>
+        </w:tc>
+        <w:tc>
+          <w:tcPr>
+            <w:tcW w:type="dxa" w:w="1984"/>
+            <w:shd w:val="clear" w:color="auto" w:fill="EBF3FB"/>
+          </w:tcPr>
+          <w:p>
+            <w:r>
+              <w:rPr>
+                <w:rFonts w:ascii="Calibri" w:hAnsi="Calibri"/>
+                <w:sz w:val="18"/>
+              </w:rPr>
+              <w:t>ICAP (веб)</w:t>
+            </w:r>
+          </w:p>
+        </w:tc>
+        <w:tc>
+          <w:tcPr>
+            <w:tcW w:type="dxa" w:w="1417"/>
+            <w:shd w:val="clear" w:color="auto" w:fill="EBF3FB"/>
+          </w:tcPr>
+          <w:p>
+            <w:r>
+              <w:rPr>
+                <w:rFonts w:ascii="Calibri" w:hAnsi="Calibri"/>
+                <w:sz w:val="18"/>
+              </w:rPr>
+              <w:t>Реальное время</w:t>
+            </w:r>
+          </w:p>
+        </w:tc>
+        <w:tc>
+          <w:tcPr>
+            <w:tcW w:type="dxa" w:w="1134"/>
+            <w:shd w:val="clear" w:color="auto" w:fill="EBF3FB"/>
+          </w:tcPr>
+          <w:p>
+            <w:r>
+              <w:rPr>
+                <w:rFonts w:ascii="Calibri" w:hAnsi="Calibri"/>
+                <w:sz w:val="18"/>
+              </w:rPr>
+              <w:t>→</w:t>
+            </w:r>
+          </w:p>
+        </w:tc>
+      </w:tr>
+      <w:tr>
+        <w:tc>
+          <w:tcPr>
+            <w:tcW w:type="dxa" w:w="2551"/>
+          </w:tcPr>
+          <w:p>
+            <w:r>
+              <w:rPr>
+                <w:rFonts w:ascii="Calibri" w:hAnsi="Calibri"/>
+                <w:sz w:val="18"/>
+              </w:rPr>
+              <w:t>Directum / САПФИР, ИСОТ/ЭНД, СДД, Procu/Price, sPoint, Портал Team, КГИС, АСДЦ</w:t>
+            </w:r>
+          </w:p>
+        </w:tc>
+        <w:tc>
+          <w:tcPr>
+            <w:tcW w:type="dxa" w:w="2268"/>
+          </w:tcPr>
+          <w:p>
+            <w:r>
+              <w:rPr>
+                <w:rFonts w:ascii="Calibri" w:hAnsi="Calibri"/>
+                <w:sz w:val="18"/>
+              </w:rPr>
+              <w:t>Active Directory</w:t>
+            </w:r>
+          </w:p>
+        </w:tc>
+        <w:tc>
+          <w:tcPr>
+            <w:tcW w:type="dxa" w:w="1984"/>
+          </w:tcPr>
+          <w:p>
+            <w:r>
+              <w:rPr>
+                <w:rFonts w:ascii="Calibri" w:hAnsi="Calibri"/>
+                <w:sz w:val="18"/>
+              </w:rPr>
+              <w:t>LDAP</w:t>
+            </w:r>
+          </w:p>
+        </w:tc>
+        <w:tc>
+          <w:tcPr>
+            <w:tcW w:type="dxa" w:w="1417"/>
+          </w:tcPr>
+          <w:p>
+            <w:r>
+              <w:rPr>
+                <w:rFonts w:ascii="Calibri" w:hAnsi="Calibri"/>
+                <w:sz w:val="18"/>
+              </w:rPr>
+              <w:t>Реальное время</w:t>
+            </w:r>
+          </w:p>
+        </w:tc>
+        <w:tc>
+          <w:tcPr>
+            <w:tcW w:type="dxa" w:w="1134"/>
+          </w:tcPr>
+          <w:p>
+            <w:r>
+              <w:rPr>
+                <w:rFonts w:ascii="Calibri" w:hAnsi="Calibri"/>
+                <w:sz w:val="18"/>
+              </w:rPr>
+              <w:t>→</w:t>
+            </w:r>
+          </w:p>
+        </w:tc>
+      </w:tr>
+      <w:tr>
+        <w:tc>
+          <w:tcPr>
+            <w:tcW w:type="dxa" w:w="2551"/>
+            <w:shd w:val="clear" w:color="auto" w:fill="EBF3FB"/>
+          </w:tcPr>
+          <w:p>
+            <w:r>
+              <w:rPr>
+                <w:rFonts w:ascii="Calibri" w:hAnsi="Calibri"/>
+                <w:sz w:val="18"/>
+              </w:rPr>
+              <w:t>Alfresco (ЭА)</w:t>
+            </w:r>
+          </w:p>
+        </w:tc>
+        <w:tc>
+          <w:tcPr>
+            <w:tcW w:type="dxa" w:w="2268"/>
+            <w:shd w:val="clear" w:color="auto" w:fill="EBF3FB"/>
+          </w:tcPr>
+          <w:p>
+            <w:r>
+              <w:rPr>
+                <w:rFonts w:ascii="Calibri" w:hAnsi="Calibri"/>
+                <w:sz w:val="18"/>
+              </w:rPr>
+              <w:t>Active Directory</w:t>
+            </w:r>
+          </w:p>
+        </w:tc>
+        <w:tc>
+          <w:tcPr>
+            <w:tcW w:type="dxa" w:w="1984"/>
+            <w:shd w:val="clear" w:color="auto" w:fill="EBF3FB"/>
+          </w:tcPr>
+          <w:p>
+            <w:r>
+              <w:rPr>
+                <w:rFonts w:ascii="Calibri" w:hAnsi="Calibri"/>
+                <w:sz w:val="18"/>
+              </w:rPr>
+              <w:t>LDAP</w:t>
+            </w:r>
+          </w:p>
+        </w:tc>
+        <w:tc>
+          <w:tcPr>
+            <w:tcW w:type="dxa" w:w="1417"/>
+            <w:shd w:val="clear" w:color="auto" w:fill="EBF3FB"/>
+          </w:tcPr>
+          <w:p>
+            <w:r>
+              <w:rPr>
+                <w:rFonts w:ascii="Calibri" w:hAnsi="Calibri"/>
+                <w:sz w:val="18"/>
+              </w:rPr>
+              <w:t>Реальное время</w:t>
+            </w:r>
+          </w:p>
+        </w:tc>
+        <w:tc>
+          <w:tcPr>
+            <w:tcW w:type="dxa" w:w="1134"/>
+            <w:shd w:val="clear" w:color="auto" w:fill="EBF3FB"/>
+          </w:tcPr>
+          <w:p>
+            <w:r>
+              <w:rPr>
+                <w:rFonts w:ascii="Calibri" w:hAnsi="Calibri"/>
+                <w:sz w:val="18"/>
+              </w:rPr>
+              <w:t>→</w:t>
+            </w:r>
+          </w:p>
+        </w:tc>
+      </w:tr>
+      <w:tr>
+        <w:tc>
+          <w:tcPr>
+            <w:tcW w:type="dxa" w:w="2551"/>
+          </w:tcPr>
+          <w:p>
+            <w:r>
+              <w:rPr>
+                <w:rFonts w:ascii="Calibri" w:hAnsi="Calibri"/>
+                <w:sz w:val="18"/>
+              </w:rPr>
+              <w:t>Solar Dozor (DLP)</w:t>
+            </w:r>
+          </w:p>
+        </w:tc>
+        <w:tc>
+          <w:tcPr>
+            <w:tcW w:type="dxa" w:w="2268"/>
+          </w:tcPr>
+          <w:p>
+            <w:r>
+              <w:rPr>
+                <w:rFonts w:ascii="Calibri" w:hAnsi="Calibri"/>
+                <w:sz w:val="18"/>
+              </w:rPr>
+              <w:t>Active Directory</w:t>
+            </w:r>
+          </w:p>
+        </w:tc>
+        <w:tc>
+          <w:tcPr>
+            <w:tcW w:type="dxa" w:w="1984"/>
+          </w:tcPr>
+          <w:p>
+            <w:r>
+              <w:rPr>
+                <w:rFonts w:ascii="Calibri" w:hAnsi="Calibri"/>
+                <w:sz w:val="18"/>
+              </w:rPr>
+              <w:t>LDAP</w:t>
+            </w:r>
+          </w:p>
+        </w:tc>
+        <w:tc>
+          <w:tcPr>
+            <w:tcW w:type="dxa" w:w="1417"/>
+          </w:tcPr>
+          <w:p>
+            <w:r>
+              <w:rPr>
+                <w:rFonts w:ascii="Calibri" w:hAnsi="Calibri"/>
+                <w:sz w:val="18"/>
+              </w:rPr>
+              <w:t>Реальное время</w:t>
+            </w:r>
+          </w:p>
+        </w:tc>
+        <w:tc>
+          <w:tcPr>
+            <w:tcW w:type="dxa" w:w="1134"/>
+          </w:tcPr>
+          <w:p>
+            <w:r>
+              <w:rPr>
+                <w:rFonts w:ascii="Calibri" w:hAnsi="Calibri"/>
+                <w:sz w:val="18"/>
+              </w:rPr>
+              <w:t>→</w:t>
+            </w:r>
+          </w:p>
+        </w:tc>
+      </w:tr>
+      <w:tr>
+        <w:tc>
+          <w:tcPr>
+            <w:tcW w:type="dxa" w:w="2551"/>
+            <w:shd w:val="clear" w:color="auto" w:fill="EBF3FB"/>
+          </w:tcPr>
+          <w:p>
+            <w:r>
+              <w:rPr>
+                <w:rFonts w:ascii="Calibri" w:hAnsi="Calibri"/>
+                <w:sz w:val="18"/>
+              </w:rPr>
+              <w:t>FUDO PAM</w:t>
+            </w:r>
+          </w:p>
+        </w:tc>
+        <w:tc>
+          <w:tcPr>
+            <w:tcW w:type="dxa" w:w="2268"/>
+            <w:shd w:val="clear" w:color="auto" w:fill="EBF3FB"/>
+          </w:tcPr>
+          <w:p>
+            <w:r>
+              <w:rPr>
+                <w:rFonts w:ascii="Calibri" w:hAnsi="Calibri"/>
+                <w:sz w:val="18"/>
+              </w:rPr>
+              <w:t>Active Directory</w:t>
+            </w:r>
+          </w:p>
+        </w:tc>
+        <w:tc>
+          <w:tcPr>
+            <w:tcW w:type="dxa" w:w="1984"/>
+            <w:shd w:val="clear" w:color="auto" w:fill="EBF3FB"/>
+          </w:tcPr>
+          <w:p>
+            <w:r>
+              <w:rPr>
+                <w:rFonts w:ascii="Calibri" w:hAnsi="Calibri"/>
+                <w:sz w:val="18"/>
+              </w:rPr>
+              <w:t>LDAP</w:t>
+            </w:r>
+          </w:p>
+        </w:tc>
+        <w:tc>
+          <w:tcPr>
+            <w:tcW w:type="dxa" w:w="1417"/>
+            <w:shd w:val="clear" w:color="auto" w:fill="EBF3FB"/>
+          </w:tcPr>
+          <w:p>
+            <w:r>
+              <w:rPr>
+                <w:rFonts w:ascii="Calibri" w:hAnsi="Calibri"/>
+                <w:sz w:val="18"/>
+              </w:rPr>
+              <w:t>Реальное время</w:t>
+            </w:r>
+          </w:p>
+        </w:tc>
+        <w:tc>
+          <w:tcPr>
+            <w:tcW w:type="dxa" w:w="1134"/>
+            <w:shd w:val="clear" w:color="auto" w:fill="EBF3FB"/>
+          </w:tcPr>
+          <w:p>
+            <w:r>
+              <w:rPr>
+                <w:rFonts w:ascii="Calibri" w:hAnsi="Calibri"/>
+                <w:sz w:val="18"/>
+              </w:rPr>
+              <w:t>→</w:t>
+            </w:r>
+          </w:p>
+        </w:tc>
+      </w:tr>
+      <w:tr>
+        <w:tc>
+          <w:tcPr>
+            <w:tcW w:type="dxa" w:w="2551"/>
+          </w:tcPr>
+          <w:p>
+            <w:r>
+              <w:rPr>
+                <w:rFonts w:ascii="Calibri" w:hAnsi="Calibri"/>
+                <w:sz w:val="18"/>
+              </w:rPr>
+              <w:t>Жулдыз</w:t>
+            </w:r>
+          </w:p>
+        </w:tc>
+        <w:tc>
+          <w:tcPr>
+            <w:tcW w:type="dxa" w:w="2268"/>
+          </w:tcPr>
+          <w:p>
+            <w:r>
+              <w:rPr>
+                <w:rFonts w:ascii="Calibri" w:hAnsi="Calibri"/>
+                <w:sz w:val="18"/>
+              </w:rPr>
+              <w:t>Active Directory</w:t>
+            </w:r>
+          </w:p>
+        </w:tc>
+        <w:tc>
+          <w:tcPr>
+            <w:tcW w:type="dxa" w:w="1984"/>
+          </w:tcPr>
+          <w:p>
+            <w:r>
+              <w:rPr>
+                <w:rFonts w:ascii="Calibri" w:hAnsi="Calibri"/>
+                <w:sz w:val="18"/>
+              </w:rPr>
+              <w:t>LDAP</w:t>
+            </w:r>
+          </w:p>
+        </w:tc>
+        <w:tc>
+          <w:tcPr>
+            <w:tcW w:type="dxa" w:w="1417"/>
+          </w:tcPr>
+          <w:p>
+            <w:r>
+              <w:rPr>
+                <w:rFonts w:ascii="Calibri" w:hAnsi="Calibri"/>
+                <w:sz w:val="18"/>
+              </w:rPr>
+              <w:t>Реальное время</w:t>
+            </w:r>
+          </w:p>
+        </w:tc>
+        <w:tc>
+          <w:tcPr>
+            <w:tcW w:type="dxa" w:w="1134"/>
+          </w:tcPr>
+          <w:p>
+            <w:r>
+              <w:rPr>
+                <w:rFonts w:ascii="Calibri" w:hAnsi="Calibri"/>
+                <w:sz w:val="18"/>
+              </w:rPr>
+              <w:t>→</w:t>
+            </w:r>
+          </w:p>
+        </w:tc>
+      </w:tr>
+      <w:tr>
+        <w:tc>
+          <w:tcPr>
+            <w:tcW w:type="dxa" w:w="2551"/>
+            <w:shd w:val="clear" w:color="auto" w:fill="EBF3FB"/>
+          </w:tcPr>
+          <w:p>
+            <w:r>
+              <w:rPr>
+                <w:rFonts w:ascii="Calibri" w:hAnsi="Calibri"/>
+                <w:sz w:val="18"/>
+              </w:rPr>
+              <w:t>E-Pass</w:t>
+            </w:r>
+          </w:p>
+        </w:tc>
+        <w:tc>
+          <w:tcPr>
+            <w:tcW w:type="dxa" w:w="2268"/>
+            <w:shd w:val="clear" w:color="auto" w:fill="EBF3FB"/>
+          </w:tcPr>
+          <w:p>
+            <w:r>
+              <w:rPr>
+                <w:rFonts w:ascii="Calibri" w:hAnsi="Calibri"/>
+                <w:sz w:val="18"/>
+              </w:rPr>
+              <w:t>Active Directory</w:t>
+            </w:r>
+          </w:p>
+        </w:tc>
+        <w:tc>
+          <w:tcPr>
+            <w:tcW w:type="dxa" w:w="1984"/>
+            <w:shd w:val="clear" w:color="auto" w:fill="EBF3FB"/>
+          </w:tcPr>
+          <w:p>
+            <w:r>
+              <w:rPr>
+                <w:rFonts w:ascii="Calibri" w:hAnsi="Calibri"/>
+                <w:sz w:val="18"/>
+              </w:rPr>
+              <w:t>LDAP</w:t>
+            </w:r>
+          </w:p>
+        </w:tc>
+        <w:tc>
+          <w:tcPr>
+            <w:tcW w:type="dxa" w:w="1417"/>
+            <w:shd w:val="clear" w:color="auto" w:fill="EBF3FB"/>
+          </w:tcPr>
+          <w:p>
+            <w:r>
+              <w:rPr>
+                <w:rFonts w:ascii="Calibri" w:hAnsi="Calibri"/>
+                <w:sz w:val="18"/>
+              </w:rPr>
+              <w:t>Реальное время</w:t>
+            </w:r>
+          </w:p>
+        </w:tc>
+        <w:tc>
+          <w:tcPr>
+            <w:tcW w:type="dxa" w:w="1134"/>
+            <w:shd w:val="clear" w:color="auto" w:fill="EBF3FB"/>
+          </w:tcPr>
+          <w:p>
+            <w:r>
+              <w:rPr>
+                <w:rFonts w:ascii="Calibri" w:hAnsi="Calibri"/>
+                <w:sz w:val="18"/>
+              </w:rPr>
+              <w:t>→</w:t>
+            </w:r>
+          </w:p>
+        </w:tc>
+      </w:tr>
+    </w:tbl>
+    <w:p/>
+    <w:p>
+      <w:pPr>
+        <w:pStyle w:val="Heading2"/>
+        <w:spacing w:before="160" w:after="80"/>
+      </w:pPr>
+      <w:r>
+        <w:rPr>
+          <w:rFonts w:ascii="Calibri" w:hAnsi="Calibri"/>
+          <w:b/>
+          <w:color w:val="2E74B5"/>
+          <w:sz w:val="24"/>
+        </w:rPr>
+        <w:t>4.5 Active Directory — служба каталогов</w:t>
+      </w:r>
+    </w:p>
+    <w:p>
+      <w:pPr>
+        <w:spacing w:after="80" w:before="0"/>
+      </w:pPr>
+      <w:r>
+        <w:rPr>
+          <w:rFonts w:ascii="Calibri" w:hAnsi="Calibri"/>
+          <w:b w:val="0"/>
+          <w:i w:val="0"/>
+          <w:sz w:val="22"/>
+        </w:rPr>
+        <w:t>Active Directory является единым источником учётных записей (UPN, ФИО, e-mail) для 13 систем ЭМГ. Интеграция — односторонний LDAP-запрос, online, без промежуточного слоя.</w:t>
       </w:r>
     </w:p>
     <w:p>
@@ -4668,7 +10079,7 @@
           <w:i w:val="0"/>
           <w:sz w:val="20"/>
         </w:rPr>
-        <w:t>Directum / САПФИР, Alfresco ECM, КГИС — онлайн-аутентификация сотрудников</w:t>
+        <w:t>Directum / САПФИР, Alfresco ECM, КГИС, АСДЦ — аутентификация сотрудников</w:t>
       </w:r>
     </w:p>
     <w:p>
@@ -4684,7 +10095,23 @@
           <w:i w:val="0"/>
           <w:sz w:val="20"/>
         </w:rPr>
-        <w:t>Solar Dozor (DLP) — идентификация субъектов перехвата</w:t>
+        <w:t>ИСОТ/ЭНД, СДД, sPoint, Procu/Price, Портал Team — аутентификация пользователей корпоративных порталов</w:t>
+      </w:r>
+    </w:p>
+    <w:p>
+      <w:pPr>
+        <w:pStyle w:val="ListBullet"/>
+        <w:spacing w:after="40" w:before="0"/>
+        <w:ind w:left="340"/>
+      </w:pPr>
+      <w:r>
+        <w:rPr>
+          <w:rFonts w:ascii="Calibri" w:hAnsi="Calibri"/>
+          <w:b w:val="0"/>
+          <w:i w:val="0"/>
+          <w:sz w:val="20"/>
+        </w:rPr>
+        <w:t>Solar Dozor (DLP) — идентификация субъектов перехвата (почта + веб)</w:t>
       </w:r>
     </w:p>
     <w:p>
@@ -4716,7 +10143,7 @@
           <w:i w:val="0"/>
           <w:sz w:val="20"/>
         </w:rPr>
-        <w:t>E-Pass (СКУД), Жулдыз, Procu — авторизация пользователей</w:t>
+        <w:t>E-Pass (СКУД), Жулдыз — авторизация пользователей</w:t>
       </w:r>
     </w:p>
     <w:p>
@@ -4731,7 +10158,7 @@
           <w:color w:val="2E74B5"/>
           <w:sz w:val="24"/>
         </w:rPr>
-        <w:t>4.4 Сводная матрица интеграций (по протоколам)</w:t>
+        <w:t>4.6 Сводная матрица интеграций по протоколам</w:t>
       </w:r>
     </w:p>
     <w:tbl>
@@ -7378,7 +12805,7 @@
           <w:color w:val="646464"/>
           <w:sz w:val="18"/>
         </w:rPr>
-        <w:t>Документ подготовлен на основании: реестра ИС и матрицы интеграций ЭМГ (19 систем); архитектурных схем корпоративного и производственного контуров; верхнеуровневого анализа ИТ-ландшафта АО «Эмбамунайгаз»; ТЗ ESP WELLTECH SERVICES – FZCO, Этап 2.</w:t>
+        <w:t>Документ подготовлен на основании: реестра ИС и матрицы интеграций ЭМГ (19 систем); C4 Component диаграммы ИС ABAI (PR #29); единой C4 Component диаграммы ЭМГ (PR #31, 48 потоков); архитектурных схем корпоративного контура; ТЗ ESP WELLTECH SERVICES – FZCO, Этап 2.</w:t>
       </w:r>
     </w:p>
     <w:sectPr>
